--- a/experiments/report_machine/office/output/黄山旅游/20260729_黄山旅游_midday.docx
+++ b/experiments/report_machine/office/output/黄山旅游/20260729_黄山旅游_midday.docx
@@ -2,22 +2,6 @@
 <file path=word/document.xml><?xml version="1.0" encoding="utf-8"?>
 <w:document xmlns:wpc="http://schemas.microsoft.com/office/word/2010/wordprocessingCanvas" xmlns:mo="http://schemas.microsoft.com/office/mac/office/2008/main" xmlns:mc="http://schemas.openxmlformats.org/markup-compatibility/2006" xmlns:mv="urn:schemas-microsoft-com:mac:vml" xmlns:o="urn:schemas-microsoft-com:office:office" xmlns:r="http://schemas.openxmlformats.org/officeDocument/2006/relationships" xmlns:m="http://schemas.openxmlformats.org/officeDocument/2006/math" xmlns:v="urn:schemas-microsoft-com:vml" xmlns:wp14="http://schemas.microsoft.com/office/word/2010/wordprocessingDrawing" xmlns:wp="http://schemas.openxmlformats.org/drawingml/2006/wordprocessingDrawing" xmlns:w10="urn:schemas-microsoft-com:office:word" xmlns:w="http://schemas.openxmlformats.org/wordprocessingml/2006/main" xmlns:w14="http://schemas.microsoft.com/office/word/2010/wordml" xmlns:wpg="http://schemas.microsoft.com/office/word/2010/wordprocessingGroup" xmlns:wpi="http://schemas.microsoft.com/office/word/2010/wordprocessingInk" xmlns:wne="http://schemas.microsoft.com/office/word/2006/wordml" xmlns:wps="http://schemas.microsoft.com/office/word/2010/wordprocessingShape" mc:Ignorable="w14 wp14">
   <w:body>
-    <w:p>
-      <w:r>
-        <w:rPr>
-          <w:rFonts w:ascii="Microsoft YaHei" w:hAnsi="Microsoft YaHei"/>
-        </w:rPr>
-        <w:t>现在我来整合所有数据，撰写完整的午间分析报告。</w:t>
-      </w:r>
-    </w:p>
-    <w:p>
-      <w:pPr>
-        <w:spacing w:before="240" w:after="240"/>
-        <w:pBdr>
-          <w:bottom w:val="single" w:sz="4" w:space="1" w:color="D0D7DE"/>
-        </w:pBdr>
-      </w:pPr>
-    </w:p>
     <w:p>
       <w:pPr>
         <w:spacing w:before="480" w:after="80" w:line="288" w:lineRule="auto"/>
@@ -33,16 +17,6 @@
           <w:sz w:val="36"/>
         </w:rPr>
         <w:t>黄山旅游（600054.SH）午间分析报告</w:t>
-      </w:r>
-    </w:p>
-    <w:p>
-      <w:r>
-        <w:rPr>
-          <w:rFonts w:ascii="Microsoft YaHei" w:hAnsi="Microsoft YaHei"/>
-          <w:b/>
-          <w:color w:val="1A1A1A"/>
-        </w:rPr>
-        <w:t>数据截止：2026-07-29 11:30</w:t>
       </w:r>
     </w:p>
     <w:p>
@@ -75,7 +49,7 @@
         <w:rPr>
           <w:rFonts w:ascii="Microsoft YaHei" w:hAnsi="Microsoft YaHei"/>
         </w:rPr>
-        <w:t xml:space="preserve">今日全市场人气较高，市场热度 </w:t>
+        <w:t>今日全市场情绪显著回暖，市场热度</w:t>
       </w:r>
       <w:r>
         <w:rPr>
@@ -83,13 +57,13 @@
           <w:b/>
           <w:color w:val="1A1A1A"/>
         </w:rPr>
-        <w:t>56</w:t>
+        <w:t>68（高）</w:t>
       </w:r>
       <w:r>
         <w:rPr>
           <w:rFonts w:ascii="Microsoft YaHei" w:hAnsi="Microsoft YaHei"/>
         </w:rPr>
-        <w:t xml:space="preserve">，上涨家数 </w:t>
+        <w:t>，成交额放大至</w:t>
       </w:r>
       <w:r>
         <w:rPr>
@@ -97,13 +71,13 @@
           <w:b/>
           <w:color w:val="1A1A1A"/>
         </w:rPr>
-        <w:t>3407</w:t>
+        <w:t>2.06万亿（+2960亿）</w:t>
       </w:r>
       <w:r>
         <w:rPr>
           <w:rFonts w:ascii="Microsoft YaHei" w:hAnsi="Microsoft YaHei"/>
         </w:rPr>
-        <w:t xml:space="preserve"> 家，下跌 </w:t>
+        <w:t>，上涨家数</w:t>
       </w:r>
       <w:r>
         <w:rPr>
@@ -111,13 +85,13 @@
           <w:b/>
           <w:color w:val="1A1A1A"/>
         </w:rPr>
-        <w:t>2025</w:t>
+        <w:t>4090家</w:t>
       </w:r>
       <w:r>
         <w:rPr>
           <w:rFonts w:ascii="Microsoft YaHei" w:hAnsi="Microsoft YaHei"/>
         </w:rPr>
-        <w:t xml:space="preserve"> 家，涨停 </w:t>
+        <w:t>，下跌仅</w:t>
       </w:r>
       <w:r>
         <w:rPr>
@@ -125,13 +99,13 @@
           <w:b/>
           <w:color w:val="1A1A1A"/>
         </w:rPr>
-        <w:t>57</w:t>
+        <w:t>1377家</w:t>
       </w:r>
       <w:r>
         <w:rPr>
           <w:rFonts w:ascii="Microsoft YaHei" w:hAnsi="Microsoft YaHei"/>
         </w:rPr>
-        <w:t xml:space="preserve"> 只，跌停 </w:t>
+        <w:t>，涨停</w:t>
       </w:r>
       <w:r>
         <w:rPr>
@@ -139,13 +113,13 @@
           <w:b/>
           <w:color w:val="1A1A1A"/>
         </w:rPr>
-        <w:t>18</w:t>
+        <w:t>76只</w:t>
       </w:r>
       <w:r>
         <w:rPr>
           <w:rFonts w:ascii="Microsoft YaHei" w:hAnsi="Microsoft YaHei"/>
         </w:rPr>
-        <w:t xml:space="preserve"> 只。全市场成交额 </w:t>
+        <w:t>，赚钱效应</w:t>
       </w:r>
       <w:r>
         <w:rPr>
@@ -153,13 +127,13 @@
           <w:b/>
           <w:color w:val="1A1A1A"/>
         </w:rPr>
-        <w:t>1.46万亿</w:t>
+        <w:t>51%</w:t>
       </w:r>
       <w:r>
         <w:rPr>
           <w:rFonts w:ascii="Microsoft YaHei" w:hAnsi="Microsoft YaHei"/>
         </w:rPr>
-        <w:t xml:space="preserve">（较上一日放量 </w:t>
+        <w:t xml:space="preserve">。涨跌幅分布集中在 </w:t>
       </w:r>
       <w:r>
         <w:rPr>
@@ -167,99 +141,13 @@
           <w:b/>
           <w:color w:val="1A1A1A"/>
         </w:rPr>
-        <w:t>+1549亿</w:t>
+        <w:t>2%~3%</w:t>
       </w:r>
       <w:r>
         <w:rPr>
           <w:rFonts w:ascii="Microsoft YaHei" w:hAnsi="Microsoft YaHei"/>
         </w:rPr>
-        <w:t>），</w:t>
-      </w:r>
-      <w:r>
-        <w:rPr>
-          <w:rFonts w:ascii="Microsoft YaHei" w:hAnsi="Microsoft YaHei"/>
-          <w:b/>
-          <w:color w:val="1A1A1A"/>
-        </w:rPr>
-        <w:t>79%</w:t>
-      </w:r>
-      <w:r>
-        <w:rPr>
-          <w:rFonts w:ascii="Microsoft YaHei" w:hAnsi="Microsoft YaHei"/>
-        </w:rPr>
-        <w:t xml:space="preserve"> 的个股实现上涨。但赚钱效应仅为 </w:t>
-      </w:r>
-      <w:r>
-        <w:rPr>
-          <w:rFonts w:ascii="Microsoft YaHei" w:hAnsi="Microsoft YaHei"/>
-          <w:b/>
-          <w:color w:val="1A1A1A"/>
-        </w:rPr>
-        <w:t>46%</w:t>
-      </w:r>
-      <w:r>
-        <w:rPr>
-          <w:rFonts w:ascii="Microsoft YaHei" w:hAnsi="Microsoft YaHei"/>
-        </w:rPr>
-        <w:t xml:space="preserve">，涨幅主要集中在 </w:t>
-      </w:r>
-      <w:r>
-        <w:rPr>
-          <w:rFonts w:ascii="Microsoft YaHei" w:hAnsi="Microsoft YaHei"/>
-          <w:b/>
-          <w:color w:val="1A1A1A"/>
-        </w:rPr>
-        <w:t>1%~2%</w:t>
-      </w:r>
-      <w:r>
-        <w:rPr>
-          <w:rFonts w:ascii="Microsoft YaHei" w:hAnsi="Microsoft YaHei"/>
-        </w:rPr>
-        <w:t xml:space="preserve"> 区间，呈现指数行情特征，个股结构性分化明显。</w:t>
-      </w:r>
-    </w:p>
-    <w:p>
-      <w:r>
-        <w:rPr>
-          <w:rFonts w:ascii="Microsoft YaHei" w:hAnsi="Microsoft YaHei"/>
-          <w:b/>
-          <w:color w:val="1A1A1A"/>
-        </w:rPr>
-        <w:t>黄山旅游</w:t>
-      </w:r>
-      <w:r>
-        <w:rPr>
-          <w:rFonts w:ascii="Microsoft YaHei" w:hAnsi="Microsoft YaHei"/>
-        </w:rPr>
-        <w:t xml:space="preserve"> 在此背景下午盘收报 </w:t>
-      </w:r>
-      <w:r>
-        <w:rPr>
-          <w:rFonts w:ascii="Microsoft YaHei" w:hAnsi="Microsoft YaHei"/>
-          <w:b/>
-          <w:color w:val="1A1A1A"/>
-        </w:rPr>
-        <w:t>10.98元</w:t>
-      </w:r>
-      <w:r>
-        <w:rPr>
-          <w:rFonts w:ascii="Microsoft YaHei" w:hAnsi="Microsoft YaHei"/>
-        </w:rPr>
-        <w:t xml:space="preserve">，涨幅 </w:t>
-      </w:r>
-      <w:r>
-        <w:rPr>
-          <w:rFonts w:ascii="Microsoft YaHei" w:hAnsi="Microsoft YaHei"/>
-          <w:b/>
-          <w:color w:val="1A1A1A"/>
-        </w:rPr>
-        <w:t>+0.73%</w:t>
-      </w:r>
-      <w:r>
-        <w:rPr>
-          <w:rFonts w:ascii="Microsoft YaHei" w:hAnsi="Microsoft YaHei"/>
-        </w:rPr>
-        <w:t>，跑赢大盘及所属板块，表现相对强势。</w:t>
+        <w:t xml:space="preserve"> 区间，市场人气高涨，呈现普涨格局。</w:t>
       </w:r>
     </w:p>
     <w:p>
@@ -285,901 +173,6 @@
           <w:sz w:val="28"/>
         </w:rPr>
         <w:t>个股分析</w:t>
-      </w:r>
-    </w:p>
-    <w:p>
-      <w:pPr>
-        <w:spacing w:before="280" w:after="80" w:line="312" w:lineRule="auto"/>
-      </w:pPr>
-      <w:r>
-        <w:rPr>
-          <w:rFonts w:ascii="Microsoft YaHei" w:hAnsi="Microsoft YaHei"/>
-          <w:b/>
-          <w:color w:val="333333"/>
-          <w:sz w:val="24"/>
-        </w:rPr>
-        <w:t>收盘数据</w:t>
-      </w:r>
-    </w:p>
-    <w:tbl>
-      <w:tblPr>
-        <w:tblStyle w:val="TableGrid"/>
-        <w:tblW w:type="auto" w:w="0"/>
-        <w:jc w:val="center"/>
-        <w:tblLayout w:type="autofit"/>
-        <w:tblLook w:firstColumn="1" w:firstRow="1" w:lastColumn="0" w:lastRow="0" w:noHBand="0" w:noVBand="1" w:val="04A0"/>
-      </w:tblPr>
-      <w:tblGrid>
-        <w:gridCol w:w="3022"/>
-        <w:gridCol w:w="3022"/>
-        <w:gridCol w:w="3022"/>
-      </w:tblGrid>
-      <w:tr>
-        <w:tc>
-          <w:tcPr>
-            <w:tcW w:type="dxa" w:w="3022"/>
-            <w:shd w:fill="F6F8FA" w:val="clear"/>
-          </w:tcPr>
-          <w:p>
-            <w:pPr>
-              <w:spacing w:before="40" w:after="40" w:line="288" w:lineRule="auto"/>
-            </w:pPr>
-            <w:r/>
-            <w:r>
-              <w:rPr>
-                <w:rFonts w:ascii="Microsoft YaHei" w:hAnsi="Microsoft YaHei"/>
-                <w:b/>
-                <w:color w:val="1A1A1A"/>
-                <w:sz w:val="18"/>
-              </w:rPr>
-              <w:t>指标</w:t>
-            </w:r>
-          </w:p>
-        </w:tc>
-        <w:tc>
-          <w:tcPr>
-            <w:tcW w:type="dxa" w:w="3022"/>
-            <w:shd w:fill="F6F8FA" w:val="clear"/>
-          </w:tcPr>
-          <w:p>
-            <w:pPr>
-              <w:spacing w:before="40" w:after="40" w:line="288" w:lineRule="auto"/>
-            </w:pPr>
-            <w:r/>
-            <w:r>
-              <w:rPr>
-                <w:rFonts w:ascii="Microsoft YaHei" w:hAnsi="Microsoft YaHei"/>
-                <w:b/>
-                <w:color w:val="1A1A1A"/>
-                <w:sz w:val="18"/>
-              </w:rPr>
-              <w:t>数值</w:t>
-            </w:r>
-          </w:p>
-        </w:tc>
-        <w:tc>
-          <w:tcPr>
-            <w:tcW w:type="dxa" w:w="3022"/>
-            <w:shd w:fill="F6F8FA" w:val="clear"/>
-          </w:tcPr>
-          <w:p>
-            <w:pPr>
-              <w:spacing w:before="40" w:after="40" w:line="288" w:lineRule="auto"/>
-            </w:pPr>
-            <w:r/>
-            <w:r>
-              <w:rPr>
-                <w:rFonts w:ascii="Microsoft YaHei" w:hAnsi="Microsoft YaHei"/>
-                <w:b/>
-                <w:color w:val="1A1A1A"/>
-                <w:sz w:val="18"/>
-              </w:rPr>
-              <w:t>变动/对比</w:t>
-            </w:r>
-          </w:p>
-        </w:tc>
-      </w:tr>
-      <w:tr>
-        <w:tc>
-          <w:tcPr>
-            <w:tcW w:type="dxa" w:w="3022"/>
-          </w:tcPr>
-          <w:p>
-            <w:pPr>
-              <w:spacing w:before="40" w:after="40" w:line="288" w:lineRule="auto"/>
-            </w:pPr>
-            <w:r/>
-            <w:r>
-              <w:rPr>
-                <w:rFonts w:ascii="Microsoft YaHei" w:hAnsi="Microsoft YaHei"/>
-                <w:sz w:val="18"/>
-              </w:rPr>
-              <w:t>当前价</w:t>
-            </w:r>
-          </w:p>
-        </w:tc>
-        <w:tc>
-          <w:tcPr>
-            <w:tcW w:type="dxa" w:w="3022"/>
-          </w:tcPr>
-          <w:p>
-            <w:pPr>
-              <w:spacing w:before="40" w:after="40" w:line="288" w:lineRule="auto"/>
-            </w:pPr>
-            <w:r/>
-            <w:r>
-              <w:rPr>
-                <w:rFonts w:ascii="Microsoft YaHei" w:hAnsi="Microsoft YaHei"/>
-                <w:b/>
-                <w:color w:val="1A1A1A"/>
-                <w:sz w:val="18"/>
-              </w:rPr>
-              <w:t>10.98元</w:t>
-            </w:r>
-          </w:p>
-        </w:tc>
-        <w:tc>
-          <w:tcPr>
-            <w:tcW w:type="dxa" w:w="3022"/>
-          </w:tcPr>
-          <w:p>
-            <w:pPr>
-              <w:spacing w:before="40" w:after="40" w:line="288" w:lineRule="auto"/>
-            </w:pPr>
-            <w:r/>
-            <w:r>
-              <w:rPr>
-                <w:rFonts w:ascii="Microsoft YaHei" w:hAnsi="Microsoft YaHei"/>
-                <w:sz w:val="18"/>
-              </w:rPr>
-              <w:t>昨收 10.90元</w:t>
-            </w:r>
-          </w:p>
-        </w:tc>
-      </w:tr>
-      <w:tr>
-        <w:tc>
-          <w:tcPr>
-            <w:tcW w:type="dxa" w:w="3022"/>
-            <w:shd w:fill="F8F9FA" w:val="clear"/>
-          </w:tcPr>
-          <w:p>
-            <w:pPr>
-              <w:spacing w:before="40" w:after="40" w:line="288" w:lineRule="auto"/>
-            </w:pPr>
-            <w:r/>
-            <w:r>
-              <w:rPr>
-                <w:rFonts w:ascii="Microsoft YaHei" w:hAnsi="Microsoft YaHei"/>
-                <w:sz w:val="18"/>
-              </w:rPr>
-              <w:t>涨跌幅</w:t>
-            </w:r>
-          </w:p>
-        </w:tc>
-        <w:tc>
-          <w:tcPr>
-            <w:tcW w:type="dxa" w:w="3022"/>
-            <w:shd w:fill="F8F9FA" w:val="clear"/>
-          </w:tcPr>
-          <w:p>
-            <w:pPr>
-              <w:spacing w:before="40" w:after="40" w:line="288" w:lineRule="auto"/>
-            </w:pPr>
-            <w:r/>
-            <w:r>
-              <w:rPr>
-                <w:rFonts w:ascii="Microsoft YaHei" w:hAnsi="Microsoft YaHei"/>
-                <w:b/>
-                <w:color w:val="1A1A1A"/>
-                <w:sz w:val="18"/>
-              </w:rPr>
-              <w:t>+0.73%</w:t>
-            </w:r>
-          </w:p>
-        </w:tc>
-        <w:tc>
-          <w:tcPr>
-            <w:tcW w:type="dxa" w:w="3022"/>
-            <w:shd w:fill="F8F9FA" w:val="clear"/>
-          </w:tcPr>
-          <w:p>
-            <w:pPr>
-              <w:spacing w:before="40" w:after="40" w:line="288" w:lineRule="auto"/>
-            </w:pPr>
-            <w:r/>
-            <w:r>
-              <w:rPr>
-                <w:rFonts w:ascii="Microsoft YaHei" w:hAnsi="Microsoft YaHei"/>
-                <w:sz w:val="18"/>
-              </w:rPr>
-              <w:t>—</w:t>
-            </w:r>
-          </w:p>
-        </w:tc>
-      </w:tr>
-      <w:tr>
-        <w:tc>
-          <w:tcPr>
-            <w:tcW w:type="dxa" w:w="3022"/>
-          </w:tcPr>
-          <w:p>
-            <w:pPr>
-              <w:spacing w:before="40" w:after="40" w:line="288" w:lineRule="auto"/>
-            </w:pPr>
-            <w:r/>
-            <w:r>
-              <w:rPr>
-                <w:rFonts w:ascii="Microsoft YaHei" w:hAnsi="Microsoft YaHei"/>
-                <w:sz w:val="18"/>
-              </w:rPr>
-              <w:t>开盘价</w:t>
-            </w:r>
-          </w:p>
-        </w:tc>
-        <w:tc>
-          <w:tcPr>
-            <w:tcW w:type="dxa" w:w="3022"/>
-          </w:tcPr>
-          <w:p>
-            <w:pPr>
-              <w:spacing w:before="40" w:after="40" w:line="288" w:lineRule="auto"/>
-            </w:pPr>
-            <w:r/>
-            <w:r>
-              <w:rPr>
-                <w:rFonts w:ascii="Microsoft YaHei" w:hAnsi="Microsoft YaHei"/>
-                <w:sz w:val="18"/>
-              </w:rPr>
-              <w:t>10.87元</w:t>
-            </w:r>
-          </w:p>
-        </w:tc>
-        <w:tc>
-          <w:tcPr>
-            <w:tcW w:type="dxa" w:w="3022"/>
-          </w:tcPr>
-          <w:p>
-            <w:pPr>
-              <w:spacing w:before="40" w:after="40" w:line="288" w:lineRule="auto"/>
-            </w:pPr>
-            <w:r/>
-            <w:r>
-              <w:rPr>
-                <w:rFonts w:ascii="Microsoft YaHei" w:hAnsi="Microsoft YaHei"/>
-                <w:sz w:val="18"/>
-              </w:rPr>
-              <w:t>低开0.28%后翻红</w:t>
-            </w:r>
-          </w:p>
-        </w:tc>
-      </w:tr>
-      <w:tr>
-        <w:tc>
-          <w:tcPr>
-            <w:tcW w:type="dxa" w:w="3022"/>
-            <w:shd w:fill="F8F9FA" w:val="clear"/>
-          </w:tcPr>
-          <w:p>
-            <w:pPr>
-              <w:spacing w:before="40" w:after="40" w:line="288" w:lineRule="auto"/>
-            </w:pPr>
-            <w:r/>
-            <w:r>
-              <w:rPr>
-                <w:rFonts w:ascii="Microsoft YaHei" w:hAnsi="Microsoft YaHei"/>
-                <w:sz w:val="18"/>
-              </w:rPr>
-              <w:t>日内区间</w:t>
-            </w:r>
-          </w:p>
-        </w:tc>
-        <w:tc>
-          <w:tcPr>
-            <w:tcW w:type="dxa" w:w="3022"/>
-            <w:shd w:fill="F8F9FA" w:val="clear"/>
-          </w:tcPr>
-          <w:p>
-            <w:pPr>
-              <w:spacing w:before="40" w:after="40" w:line="288" w:lineRule="auto"/>
-            </w:pPr>
-            <w:r/>
-            <w:r>
-              <w:rPr>
-                <w:rFonts w:ascii="Microsoft YaHei" w:hAnsi="Microsoft YaHei"/>
-                <w:sz w:val="18"/>
-              </w:rPr>
-              <w:t xml:space="preserve">10.84 ~ </w:t>
-            </w:r>
-            <w:r>
-              <w:rPr>
-                <w:rFonts w:ascii="Microsoft YaHei" w:hAnsi="Microsoft YaHei"/>
-                <w:b/>
-                <w:color w:val="1A1A1A"/>
-                <w:sz w:val="18"/>
-              </w:rPr>
-              <w:t>11.01</w:t>
-            </w:r>
-          </w:p>
-        </w:tc>
-        <w:tc>
-          <w:tcPr>
-            <w:tcW w:type="dxa" w:w="3022"/>
-            <w:shd w:fill="F8F9FA" w:val="clear"/>
-          </w:tcPr>
-          <w:p>
-            <w:pPr>
-              <w:spacing w:before="40" w:after="40" w:line="288" w:lineRule="auto"/>
-            </w:pPr>
-            <w:r/>
-            <w:r>
-              <w:rPr>
-                <w:rFonts w:ascii="Microsoft YaHei" w:hAnsi="Microsoft YaHei"/>
-                <w:sz w:val="18"/>
-              </w:rPr>
-              <w:t xml:space="preserve">振幅 </w:t>
-            </w:r>
-            <w:r>
-              <w:rPr>
-                <w:rFonts w:ascii="Microsoft YaHei" w:hAnsi="Microsoft YaHei"/>
-                <w:b/>
-                <w:color w:val="1A1A1A"/>
-                <w:sz w:val="18"/>
-              </w:rPr>
-              <w:t>1.56%</w:t>
-            </w:r>
-          </w:p>
-        </w:tc>
-      </w:tr>
-      <w:tr>
-        <w:tc>
-          <w:tcPr>
-            <w:tcW w:type="dxa" w:w="3022"/>
-          </w:tcPr>
-          <w:p>
-            <w:pPr>
-              <w:spacing w:before="40" w:after="40" w:line="288" w:lineRule="auto"/>
-            </w:pPr>
-            <w:r/>
-            <w:r>
-              <w:rPr>
-                <w:rFonts w:ascii="Microsoft YaHei" w:hAnsi="Microsoft YaHei"/>
-                <w:sz w:val="18"/>
-              </w:rPr>
-              <w:t>成交量</w:t>
-            </w:r>
-          </w:p>
-        </w:tc>
-        <w:tc>
-          <w:tcPr>
-            <w:tcW w:type="dxa" w:w="3022"/>
-          </w:tcPr>
-          <w:p>
-            <w:pPr>
-              <w:spacing w:before="40" w:after="40" w:line="288" w:lineRule="auto"/>
-            </w:pPr>
-            <w:r/>
-            <w:r>
-              <w:rPr>
-                <w:rFonts w:ascii="Microsoft YaHei" w:hAnsi="Microsoft YaHei"/>
-                <w:b/>
-                <w:color w:val="1A1A1A"/>
-                <w:sz w:val="18"/>
-              </w:rPr>
-              <w:t>59,582手</w:t>
-            </w:r>
-          </w:p>
-        </w:tc>
-        <w:tc>
-          <w:tcPr>
-            <w:tcW w:type="dxa" w:w="3022"/>
-          </w:tcPr>
-          <w:p>
-            <w:pPr>
-              <w:spacing w:before="40" w:after="40" w:line="288" w:lineRule="auto"/>
-            </w:pPr>
-            <w:r/>
-            <w:r>
-              <w:rPr>
-                <w:rFonts w:ascii="Microsoft YaHei" w:hAnsi="Microsoft YaHei"/>
-                <w:sz w:val="18"/>
-              </w:rPr>
-              <w:t>—</w:t>
-            </w:r>
-          </w:p>
-        </w:tc>
-      </w:tr>
-      <w:tr>
-        <w:tc>
-          <w:tcPr>
-            <w:tcW w:type="dxa" w:w="3022"/>
-            <w:shd w:fill="F8F9FA" w:val="clear"/>
-          </w:tcPr>
-          <w:p>
-            <w:pPr>
-              <w:spacing w:before="40" w:after="40" w:line="288" w:lineRule="auto"/>
-            </w:pPr>
-            <w:r/>
-            <w:r>
-              <w:rPr>
-                <w:rFonts w:ascii="Microsoft YaHei" w:hAnsi="Microsoft YaHei"/>
-                <w:sz w:val="18"/>
-              </w:rPr>
-              <w:t>成交额</w:t>
-            </w:r>
-          </w:p>
-        </w:tc>
-        <w:tc>
-          <w:tcPr>
-            <w:tcW w:type="dxa" w:w="3022"/>
-            <w:shd w:fill="F8F9FA" w:val="clear"/>
-          </w:tcPr>
-          <w:p>
-            <w:pPr>
-              <w:spacing w:before="40" w:after="40" w:line="288" w:lineRule="auto"/>
-            </w:pPr>
-            <w:r/>
-            <w:r>
-              <w:rPr>
-                <w:rFonts w:ascii="Microsoft YaHei" w:hAnsi="Microsoft YaHei"/>
-                <w:b/>
-                <w:color w:val="1A1A1A"/>
-                <w:sz w:val="18"/>
-              </w:rPr>
-              <w:t>6,517万元</w:t>
-            </w:r>
-          </w:p>
-        </w:tc>
-        <w:tc>
-          <w:tcPr>
-            <w:tcW w:type="dxa" w:w="3022"/>
-            <w:shd w:fill="F8F9FA" w:val="clear"/>
-          </w:tcPr>
-          <w:p>
-            <w:pPr>
-              <w:spacing w:before="40" w:after="40" w:line="288" w:lineRule="auto"/>
-            </w:pPr>
-            <w:r/>
-            <w:r>
-              <w:rPr>
-                <w:rFonts w:ascii="Microsoft YaHei" w:hAnsi="Microsoft YaHei"/>
-                <w:sz w:val="18"/>
-              </w:rPr>
-              <w:t>—</w:t>
-            </w:r>
-          </w:p>
-        </w:tc>
-      </w:tr>
-      <w:tr>
-        <w:tc>
-          <w:tcPr>
-            <w:tcW w:type="dxa" w:w="3022"/>
-          </w:tcPr>
-          <w:p>
-            <w:pPr>
-              <w:spacing w:before="40" w:after="40" w:line="288" w:lineRule="auto"/>
-            </w:pPr>
-            <w:r/>
-            <w:r>
-              <w:rPr>
-                <w:rFonts w:ascii="Microsoft YaHei" w:hAnsi="Microsoft YaHei"/>
-                <w:sz w:val="18"/>
-              </w:rPr>
-              <w:t>换手率</w:t>
-            </w:r>
-          </w:p>
-        </w:tc>
-        <w:tc>
-          <w:tcPr>
-            <w:tcW w:type="dxa" w:w="3022"/>
-          </w:tcPr>
-          <w:p>
-            <w:pPr>
-              <w:spacing w:before="40" w:after="40" w:line="288" w:lineRule="auto"/>
-            </w:pPr>
-            <w:r/>
-            <w:r>
-              <w:rPr>
-                <w:rFonts w:ascii="Microsoft YaHei" w:hAnsi="Microsoft YaHei"/>
-                <w:b/>
-                <w:color w:val="1A1A1A"/>
-                <w:sz w:val="18"/>
-              </w:rPr>
-              <w:t>1.16%</w:t>
-            </w:r>
-          </w:p>
-        </w:tc>
-        <w:tc>
-          <w:tcPr>
-            <w:tcW w:type="dxa" w:w="3022"/>
-          </w:tcPr>
-          <w:p>
-            <w:pPr>
-              <w:spacing w:before="40" w:after="40" w:line="288" w:lineRule="auto"/>
-            </w:pPr>
-            <w:r/>
-            <w:r>
-              <w:rPr>
-                <w:rFonts w:ascii="Microsoft YaHei" w:hAnsi="Microsoft YaHei"/>
-                <w:sz w:val="18"/>
-              </w:rPr>
-              <w:t xml:space="preserve">较上一日（1.06%）放量约 </w:t>
-            </w:r>
-            <w:r>
-              <w:rPr>
-                <w:rFonts w:ascii="Microsoft YaHei" w:hAnsi="Microsoft YaHei"/>
-                <w:b/>
-                <w:color w:val="1A1A1A"/>
-                <w:sz w:val="18"/>
-              </w:rPr>
-              <w:t>+9%</w:t>
-            </w:r>
-          </w:p>
-        </w:tc>
-      </w:tr>
-      <w:tr>
-        <w:tc>
-          <w:tcPr>
-            <w:tcW w:type="dxa" w:w="3022"/>
-            <w:shd w:fill="F8F9FA" w:val="clear"/>
-          </w:tcPr>
-          <w:p>
-            <w:pPr>
-              <w:spacing w:before="40" w:after="40" w:line="288" w:lineRule="auto"/>
-            </w:pPr>
-            <w:r/>
-            <w:r>
-              <w:rPr>
-                <w:rFonts w:ascii="Microsoft YaHei" w:hAnsi="Microsoft YaHei"/>
-                <w:sz w:val="18"/>
-              </w:rPr>
-              <w:t>量比</w:t>
-            </w:r>
-          </w:p>
-        </w:tc>
-        <w:tc>
-          <w:tcPr>
-            <w:tcW w:type="dxa" w:w="3022"/>
-            <w:shd w:fill="F8F9FA" w:val="clear"/>
-          </w:tcPr>
-          <w:p>
-            <w:pPr>
-              <w:spacing w:before="40" w:after="40" w:line="288" w:lineRule="auto"/>
-            </w:pPr>
-            <w:r/>
-            <w:r>
-              <w:rPr>
-                <w:rFonts w:ascii="Microsoft YaHei" w:hAnsi="Microsoft YaHei"/>
-                <w:b/>
-                <w:color w:val="1A1A1A"/>
-                <w:sz w:val="18"/>
-              </w:rPr>
-              <w:t>1.19</w:t>
-            </w:r>
-          </w:p>
-        </w:tc>
-        <w:tc>
-          <w:tcPr>
-            <w:tcW w:type="dxa" w:w="3022"/>
-            <w:shd w:fill="F8F9FA" w:val="clear"/>
-          </w:tcPr>
-          <w:p>
-            <w:pPr>
-              <w:spacing w:before="40" w:after="40" w:line="288" w:lineRule="auto"/>
-            </w:pPr>
-            <w:r/>
-            <w:r>
-              <w:rPr>
-                <w:rFonts w:ascii="Microsoft YaHei" w:hAnsi="Microsoft YaHei"/>
-                <w:sz w:val="18"/>
-              </w:rPr>
-              <w:t>交投活跃度提升</w:t>
-            </w:r>
-          </w:p>
-        </w:tc>
-      </w:tr>
-      <w:tr>
-        <w:tc>
-          <w:tcPr>
-            <w:tcW w:type="dxa" w:w="3022"/>
-          </w:tcPr>
-          <w:p>
-            <w:pPr>
-              <w:spacing w:before="40" w:after="40" w:line="288" w:lineRule="auto"/>
-            </w:pPr>
-            <w:r/>
-            <w:r>
-              <w:rPr>
-                <w:rFonts w:ascii="Microsoft YaHei" w:hAnsi="Microsoft YaHei"/>
-                <w:sz w:val="18"/>
-              </w:rPr>
-              <w:t>动态市盈率</w:t>
-            </w:r>
-          </w:p>
-        </w:tc>
-        <w:tc>
-          <w:tcPr>
-            <w:tcW w:type="dxa" w:w="3022"/>
-          </w:tcPr>
-          <w:p>
-            <w:pPr>
-              <w:spacing w:before="40" w:after="40" w:line="288" w:lineRule="auto"/>
-            </w:pPr>
-            <w:r/>
-            <w:r>
-              <w:rPr>
-                <w:rFonts w:ascii="Microsoft YaHei" w:hAnsi="Microsoft YaHei"/>
-                <w:b/>
-                <w:color w:val="1A1A1A"/>
-                <w:sz w:val="18"/>
-              </w:rPr>
-              <w:t>57.82倍</w:t>
-            </w:r>
-          </w:p>
-        </w:tc>
-        <w:tc>
-          <w:tcPr>
-            <w:tcW w:type="dxa" w:w="3022"/>
-          </w:tcPr>
-          <w:p>
-            <w:pPr>
-              <w:spacing w:before="40" w:after="40" w:line="288" w:lineRule="auto"/>
-            </w:pPr>
-            <w:r/>
-            <w:r>
-              <w:rPr>
-                <w:rFonts w:ascii="Microsoft YaHei" w:hAnsi="Microsoft YaHei"/>
-                <w:sz w:val="18"/>
-              </w:rPr>
-              <w:t>静态PE 27.43倍</w:t>
-            </w:r>
-          </w:p>
-        </w:tc>
-      </w:tr>
-      <w:tr>
-        <w:tc>
-          <w:tcPr>
-            <w:tcW w:type="dxa" w:w="3022"/>
-            <w:shd w:fill="F8F9FA" w:val="clear"/>
-          </w:tcPr>
-          <w:p>
-            <w:pPr>
-              <w:spacing w:before="40" w:after="40" w:line="288" w:lineRule="auto"/>
-            </w:pPr>
-            <w:r/>
-            <w:r>
-              <w:rPr>
-                <w:rFonts w:ascii="Microsoft YaHei" w:hAnsi="Microsoft YaHei"/>
-                <w:sz w:val="18"/>
-              </w:rPr>
-              <w:t>市净率</w:t>
-            </w:r>
-          </w:p>
-        </w:tc>
-        <w:tc>
-          <w:tcPr>
-            <w:tcW w:type="dxa" w:w="3022"/>
-            <w:shd w:fill="F8F9FA" w:val="clear"/>
-          </w:tcPr>
-          <w:p>
-            <w:pPr>
-              <w:spacing w:before="40" w:after="40" w:line="288" w:lineRule="auto"/>
-            </w:pPr>
-            <w:r/>
-            <w:r>
-              <w:rPr>
-                <w:rFonts w:ascii="Microsoft YaHei" w:hAnsi="Microsoft YaHei"/>
-                <w:b/>
-                <w:color w:val="1A1A1A"/>
-                <w:sz w:val="18"/>
-              </w:rPr>
-              <w:t>1.69倍</w:t>
-            </w:r>
-          </w:p>
-        </w:tc>
-        <w:tc>
-          <w:tcPr>
-            <w:tcW w:type="dxa" w:w="3022"/>
-            <w:shd w:fill="F8F9FA" w:val="clear"/>
-          </w:tcPr>
-          <w:p>
-            <w:pPr>
-              <w:spacing w:before="40" w:after="40" w:line="288" w:lineRule="auto"/>
-            </w:pPr>
-            <w:r/>
-            <w:r>
-              <w:rPr>
-                <w:rFonts w:ascii="Microsoft YaHei" w:hAnsi="Microsoft YaHei"/>
-                <w:sz w:val="18"/>
-              </w:rPr>
-              <w:t>上一交易日 1.67倍</w:t>
-            </w:r>
-          </w:p>
-        </w:tc>
-      </w:tr>
-      <w:tr>
-        <w:tc>
-          <w:tcPr>
-            <w:tcW w:type="dxa" w:w="3022"/>
-          </w:tcPr>
-          <w:p>
-            <w:pPr>
-              <w:spacing w:before="40" w:after="40" w:line="288" w:lineRule="auto"/>
-            </w:pPr>
-            <w:r/>
-            <w:r>
-              <w:rPr>
-                <w:rFonts w:ascii="Microsoft YaHei" w:hAnsi="Microsoft YaHei"/>
-                <w:sz w:val="18"/>
-              </w:rPr>
-              <w:t>总市值</w:t>
-            </w:r>
-          </w:p>
-        </w:tc>
-        <w:tc>
-          <w:tcPr>
-            <w:tcW w:type="dxa" w:w="3022"/>
-          </w:tcPr>
-          <w:p>
-            <w:pPr>
-              <w:spacing w:before="40" w:after="40" w:line="288" w:lineRule="auto"/>
-            </w:pPr>
-            <w:r/>
-            <w:r>
-              <w:rPr>
-                <w:rFonts w:ascii="Microsoft YaHei" w:hAnsi="Microsoft YaHei"/>
-                <w:b/>
-                <w:color w:val="1A1A1A"/>
-                <w:sz w:val="18"/>
-              </w:rPr>
-              <w:t>80.09亿元</w:t>
-            </w:r>
-          </w:p>
-        </w:tc>
-        <w:tc>
-          <w:tcPr>
-            <w:tcW w:type="dxa" w:w="3022"/>
-          </w:tcPr>
-          <w:p>
-            <w:pPr>
-              <w:spacing w:before="40" w:after="40" w:line="288" w:lineRule="auto"/>
-            </w:pPr>
-            <w:r/>
-            <w:r>
-              <w:rPr>
-                <w:rFonts w:ascii="Microsoft YaHei" w:hAnsi="Microsoft YaHei"/>
-                <w:sz w:val="18"/>
-              </w:rPr>
-              <w:t>流通市值 56.36亿元</w:t>
-            </w:r>
-          </w:p>
-        </w:tc>
-      </w:tr>
-    </w:tbl>
-    <w:p/>
-    <w:p>
-      <w:r>
-        <w:rPr>
-          <w:rFonts w:ascii="Microsoft YaHei" w:hAnsi="Microsoft YaHei"/>
-          <w:b/>
-          <w:color w:val="1A1A1A"/>
-        </w:rPr>
-        <w:t>核心观察：</w:t>
-      </w:r>
-      <w:r>
-        <w:rPr>
-          <w:rFonts w:ascii="Microsoft YaHei" w:hAnsi="Microsoft YaHei"/>
-        </w:rPr>
-        <w:t xml:space="preserve"> 个股低开高走，开盘价 </w:t>
-      </w:r>
-      <w:r>
-        <w:rPr>
-          <w:rFonts w:ascii="Microsoft YaHei" w:hAnsi="Microsoft YaHei"/>
-          <w:b/>
-          <w:color w:val="1A1A1A"/>
-        </w:rPr>
-        <w:t>10.87元</w:t>
-      </w:r>
-      <w:r>
-        <w:rPr>
-          <w:rFonts w:ascii="Microsoft YaHei" w:hAnsi="Microsoft YaHei"/>
-        </w:rPr>
-        <w:t xml:space="preserve"> 即为日内低点，盘中最高触及 </w:t>
-      </w:r>
-      <w:r>
-        <w:rPr>
-          <w:rFonts w:ascii="Microsoft YaHei" w:hAnsi="Microsoft YaHei"/>
-          <w:b/>
-          <w:color w:val="1A1A1A"/>
-        </w:rPr>
-        <w:t>11.01元</w:t>
-      </w:r>
-      <w:r>
-        <w:rPr>
-          <w:rFonts w:ascii="Microsoft YaHei" w:hAnsi="Microsoft YaHei"/>
-        </w:rPr>
-        <w:t xml:space="preserve">，走势稳健。换手率 </w:t>
-      </w:r>
-      <w:r>
-        <w:rPr>
-          <w:rFonts w:ascii="Microsoft YaHei" w:hAnsi="Microsoft YaHei"/>
-          <w:b/>
-          <w:color w:val="1A1A1A"/>
-        </w:rPr>
-        <w:t>1.16%</w:t>
-      </w:r>
-      <w:r>
-        <w:rPr>
-          <w:rFonts w:ascii="Microsoft YaHei" w:hAnsi="Microsoft YaHei"/>
-        </w:rPr>
-        <w:t xml:space="preserve"> 较上一交易日放量约 </w:t>
-      </w:r>
-      <w:r>
-        <w:rPr>
-          <w:rFonts w:ascii="Microsoft YaHei" w:hAnsi="Microsoft YaHei"/>
-          <w:b/>
-          <w:color w:val="1A1A1A"/>
-        </w:rPr>
-        <w:t>9%</w:t>
-      </w:r>
-      <w:r>
-        <w:rPr>
-          <w:rFonts w:ascii="Microsoft YaHei" w:hAnsi="Microsoft YaHei"/>
-        </w:rPr>
-        <w:t xml:space="preserve">，量比 </w:t>
-      </w:r>
-      <w:r>
-        <w:rPr>
-          <w:rFonts w:ascii="Microsoft YaHei" w:hAnsi="Microsoft YaHei"/>
-          <w:b/>
-          <w:color w:val="1A1A1A"/>
-        </w:rPr>
-        <w:t>1.19</w:t>
-      </w:r>
-      <w:r>
-        <w:rPr>
-          <w:rFonts w:ascii="Microsoft YaHei" w:hAnsi="Microsoft YaHei"/>
-        </w:rPr>
-        <w:t>，显示今日交投活跃度明显提升，资金参与意愿增强。</w:t>
-      </w:r>
-    </w:p>
-    <w:p>
-      <w:pPr>
-        <w:spacing w:before="240" w:after="240"/>
-        <w:pBdr>
-          <w:bottom w:val="single" w:sz="4" w:space="1" w:color="D0D7DE"/>
-        </w:pBdr>
-      </w:pPr>
-    </w:p>
-    <w:p>
-      <w:pPr>
-        <w:spacing w:before="360" w:after="80" w:line="288" w:lineRule="auto"/>
-        <w:pBdr>
-          <w:bottom w:val="single" w:sz="4" w:space="4" w:color="D0D7DE"/>
-        </w:pBdr>
-      </w:pPr>
-      <w:r>
-        <w:rPr>
-          <w:rFonts w:ascii="Microsoft YaHei" w:hAnsi="Microsoft YaHei"/>
-          <w:b/>
-          <w:color w:val="1A1A1A"/>
-          <w:sz w:val="28"/>
-        </w:rPr>
-        <w:t>资金面</w:t>
-      </w:r>
-    </w:p>
-    <w:p>
-      <w:pPr>
-        <w:spacing w:before="280" w:after="80" w:line="312" w:lineRule="auto"/>
-      </w:pPr>
-      <w:r>
-        <w:rPr>
-          <w:rFonts w:ascii="Microsoft YaHei" w:hAnsi="Microsoft YaHei"/>
-          <w:b/>
-          <w:color w:val="333333"/>
-          <w:sz w:val="24"/>
-        </w:rPr>
-        <w:t>今日资金流向（逐分钟统计）</w:t>
       </w:r>
     </w:p>
     <w:tbl>
@@ -1253,7 +246,7 @@
                 <w:rFonts w:ascii="Microsoft YaHei" w:hAnsi="Microsoft YaHei"/>
                 <w:sz w:val="18"/>
               </w:rPr>
-              <w:t>净流向</w:t>
+              <w:t>收盘价</w:t>
             </w:r>
           </w:p>
         </w:tc>
@@ -1269,11 +262,9 @@
             <w:r>
               <w:rPr>
                 <w:rFonts w:ascii="Microsoft YaHei" w:hAnsi="Microsoft YaHei"/>
-                <w:b/>
-                <w:color w:val="1A1A1A"/>
                 <w:sz w:val="18"/>
               </w:rPr>
-              <w:t>净流入 1,485.96万元</w:t>
+              <w:t>10.98 元</w:t>
             </w:r>
           </w:p>
         </w:tc>
@@ -1294,7 +285,7 @@
                 <w:rFonts w:ascii="Microsoft YaHei" w:hAnsi="Microsoft YaHei"/>
                 <w:sz w:val="18"/>
               </w:rPr>
-              <w:t>资金流入分钟数</w:t>
+              <w:t>涨跌幅</w:t>
             </w:r>
           </w:p>
         </w:tc>
@@ -1311,9 +302,11 @@
             <w:r>
               <w:rPr>
                 <w:rFonts w:ascii="Microsoft YaHei" w:hAnsi="Microsoft YaHei"/>
+                <w:b/>
+                <w:color w:val="1A1A1A"/>
                 <w:sz w:val="18"/>
               </w:rPr>
-              <w:t>58分钟</w:t>
+              <w:t>+0.73%</w:t>
             </w:r>
           </w:p>
         </w:tc>
@@ -1333,7 +326,7 @@
                 <w:rFonts w:ascii="Microsoft YaHei" w:hAnsi="Microsoft YaHei"/>
                 <w:sz w:val="18"/>
               </w:rPr>
-              <w:t>资金流出分钟数</w:t>
+              <w:t>开盘/最高/最低</w:t>
             </w:r>
           </w:p>
         </w:tc>
@@ -1351,7 +344,7 @@
                 <w:rFonts w:ascii="Microsoft YaHei" w:hAnsi="Microsoft YaHei"/>
                 <w:sz w:val="18"/>
               </w:rPr>
-              <w:t>54分钟</w:t>
+              <w:t>10.87 / 11.01 / 10.84</w:t>
             </w:r>
           </w:p>
         </w:tc>
@@ -1372,7 +365,7 @@
                 <w:rFonts w:ascii="Microsoft YaHei" w:hAnsi="Microsoft YaHei"/>
                 <w:sz w:val="18"/>
               </w:rPr>
-              <w:t>最大单分钟流入</w:t>
+              <w:t>振幅</w:t>
             </w:r>
           </w:p>
         </w:tc>
@@ -1393,7 +386,7 @@
                 <w:color w:val="1A1A1A"/>
                 <w:sz w:val="18"/>
               </w:rPr>
-              <w:t>349.6万元</w:t>
+              <w:t>1.56%</w:t>
             </w:r>
           </w:p>
         </w:tc>
@@ -1413,7 +406,7 @@
                 <w:rFonts w:ascii="Microsoft YaHei" w:hAnsi="Microsoft YaHei"/>
                 <w:sz w:val="18"/>
               </w:rPr>
-              <w:t>最大单分钟流出</w:t>
+              <w:t>成交量（手）</w:t>
             </w:r>
           </w:p>
         </w:tc>
@@ -1431,13 +424,492 @@
                 <w:rFonts w:ascii="Microsoft YaHei" w:hAnsi="Microsoft YaHei"/>
                 <w:sz w:val="18"/>
               </w:rPr>
-              <w:t>120.6万元</w:t>
+              <w:t>59,582</w:t>
+            </w:r>
+          </w:p>
+        </w:tc>
+      </w:tr>
+      <w:tr>
+        <w:tc>
+          <w:tcPr>
+            <w:tcW w:type="dxa" w:w="4533"/>
+            <w:shd w:fill="F8F9FA" w:val="clear"/>
+          </w:tcPr>
+          <w:p>
+            <w:pPr>
+              <w:spacing w:before="40" w:after="40" w:line="288" w:lineRule="auto"/>
+            </w:pPr>
+            <w:r/>
+            <w:r>
+              <w:rPr>
+                <w:rFonts w:ascii="Microsoft YaHei" w:hAnsi="Microsoft YaHei"/>
+                <w:sz w:val="18"/>
+              </w:rPr>
+              <w:t>成交额（万元）</w:t>
+            </w:r>
+          </w:p>
+        </w:tc>
+        <w:tc>
+          <w:tcPr>
+            <w:tcW w:type="dxa" w:w="4533"/>
+            <w:shd w:fill="F8F9FA" w:val="clear"/>
+          </w:tcPr>
+          <w:p>
+            <w:pPr>
+              <w:spacing w:before="40" w:after="40" w:line="288" w:lineRule="auto"/>
+            </w:pPr>
+            <w:r/>
+            <w:r>
+              <w:rPr>
+                <w:rFonts w:ascii="Microsoft YaHei" w:hAnsi="Microsoft YaHei"/>
+                <w:sz w:val="18"/>
+              </w:rPr>
+              <w:t>6,517</w:t>
+            </w:r>
+          </w:p>
+        </w:tc>
+      </w:tr>
+      <w:tr>
+        <w:tc>
+          <w:tcPr>
+            <w:tcW w:type="dxa" w:w="4533"/>
+          </w:tcPr>
+          <w:p>
+            <w:pPr>
+              <w:spacing w:before="40" w:after="40" w:line="288" w:lineRule="auto"/>
+            </w:pPr>
+            <w:r/>
+            <w:r>
+              <w:rPr>
+                <w:rFonts w:ascii="Microsoft YaHei" w:hAnsi="Microsoft YaHei"/>
+                <w:sz w:val="18"/>
+              </w:rPr>
+              <w:t>换手率</w:t>
+            </w:r>
+          </w:p>
+        </w:tc>
+        <w:tc>
+          <w:tcPr>
+            <w:tcW w:type="dxa" w:w="4533"/>
+          </w:tcPr>
+          <w:p>
+            <w:pPr>
+              <w:spacing w:before="40" w:after="40" w:line="288" w:lineRule="auto"/>
+            </w:pPr>
+            <w:r/>
+            <w:r>
+              <w:rPr>
+                <w:rFonts w:ascii="Microsoft YaHei" w:hAnsi="Microsoft YaHei"/>
+                <w:b/>
+                <w:color w:val="1A1A1A"/>
+                <w:sz w:val="18"/>
+              </w:rPr>
+              <w:t>1.16%</w:t>
+            </w:r>
+          </w:p>
+        </w:tc>
+      </w:tr>
+      <w:tr>
+        <w:tc>
+          <w:tcPr>
+            <w:tcW w:type="dxa" w:w="4533"/>
+            <w:shd w:fill="F8F9FA" w:val="clear"/>
+          </w:tcPr>
+          <w:p>
+            <w:pPr>
+              <w:spacing w:before="40" w:after="40" w:line="288" w:lineRule="auto"/>
+            </w:pPr>
+            <w:r/>
+            <w:r>
+              <w:rPr>
+                <w:rFonts w:ascii="Microsoft YaHei" w:hAnsi="Microsoft YaHei"/>
+                <w:sz w:val="18"/>
+              </w:rPr>
+              <w:t>量比</w:t>
+            </w:r>
+          </w:p>
+        </w:tc>
+        <w:tc>
+          <w:tcPr>
+            <w:tcW w:type="dxa" w:w="4533"/>
+            <w:shd w:fill="F8F9FA" w:val="clear"/>
+          </w:tcPr>
+          <w:p>
+            <w:pPr>
+              <w:spacing w:before="40" w:after="40" w:line="288" w:lineRule="auto"/>
+            </w:pPr>
+            <w:r/>
+            <w:r>
+              <w:rPr>
+                <w:rFonts w:ascii="Microsoft YaHei" w:hAnsi="Microsoft YaHei"/>
+                <w:b/>
+                <w:color w:val="1A1A1A"/>
+                <w:sz w:val="18"/>
+              </w:rPr>
+              <w:t>1.19</w:t>
+            </w:r>
+            <w:r>
+              <w:rPr>
+                <w:rFonts w:ascii="Microsoft YaHei" w:hAnsi="Microsoft YaHei"/>
+                <w:sz w:val="18"/>
+              </w:rPr>
+              <w:t>（温和放量）</w:t>
+            </w:r>
+          </w:p>
+        </w:tc>
+      </w:tr>
+      <w:tr>
+        <w:tc>
+          <w:tcPr>
+            <w:tcW w:type="dxa" w:w="4533"/>
+          </w:tcPr>
+          <w:p>
+            <w:pPr>
+              <w:spacing w:before="40" w:after="40" w:line="288" w:lineRule="auto"/>
+            </w:pPr>
+            <w:r/>
+            <w:r>
+              <w:rPr>
+                <w:rFonts w:ascii="Microsoft YaHei" w:hAnsi="Microsoft YaHei"/>
+                <w:sz w:val="18"/>
+              </w:rPr>
+              <w:t>动态市盈率</w:t>
+            </w:r>
+          </w:p>
+        </w:tc>
+        <w:tc>
+          <w:tcPr>
+            <w:tcW w:type="dxa" w:w="4533"/>
+          </w:tcPr>
+          <w:p>
+            <w:pPr>
+              <w:spacing w:before="40" w:after="40" w:line="288" w:lineRule="auto"/>
+            </w:pPr>
+            <w:r/>
+            <w:r>
+              <w:rPr>
+                <w:rFonts w:ascii="Microsoft YaHei" w:hAnsi="Microsoft YaHei"/>
+                <w:b/>
+                <w:color w:val="1A1A1A"/>
+                <w:sz w:val="18"/>
+              </w:rPr>
+              <w:t>57.82</w:t>
+            </w:r>
+          </w:p>
+        </w:tc>
+      </w:tr>
+      <w:tr>
+        <w:tc>
+          <w:tcPr>
+            <w:tcW w:type="dxa" w:w="4533"/>
+            <w:shd w:fill="F8F9FA" w:val="clear"/>
+          </w:tcPr>
+          <w:p>
+            <w:pPr>
+              <w:spacing w:before="40" w:after="40" w:line="288" w:lineRule="auto"/>
+            </w:pPr>
+            <w:r/>
+            <w:r>
+              <w:rPr>
+                <w:rFonts w:ascii="Microsoft YaHei" w:hAnsi="Microsoft YaHei"/>
+                <w:sz w:val="18"/>
+              </w:rPr>
+              <w:t>市净率</w:t>
+            </w:r>
+          </w:p>
+        </w:tc>
+        <w:tc>
+          <w:tcPr>
+            <w:tcW w:type="dxa" w:w="4533"/>
+            <w:shd w:fill="F8F9FA" w:val="clear"/>
+          </w:tcPr>
+          <w:p>
+            <w:pPr>
+              <w:spacing w:before="40" w:after="40" w:line="288" w:lineRule="auto"/>
+            </w:pPr>
+            <w:r/>
+            <w:r>
+              <w:rPr>
+                <w:rFonts w:ascii="Microsoft YaHei" w:hAnsi="Microsoft YaHei"/>
+                <w:sz w:val="18"/>
+              </w:rPr>
+              <w:t>1.69</w:t>
+            </w:r>
+          </w:p>
+        </w:tc>
+      </w:tr>
+      <w:tr>
+        <w:tc>
+          <w:tcPr>
+            <w:tcW w:type="dxa" w:w="4533"/>
+          </w:tcPr>
+          <w:p>
+            <w:pPr>
+              <w:spacing w:before="40" w:after="40" w:line="288" w:lineRule="auto"/>
+            </w:pPr>
+            <w:r/>
+            <w:r>
+              <w:rPr>
+                <w:rFonts w:ascii="Microsoft YaHei" w:hAnsi="Microsoft YaHei"/>
+                <w:sz w:val="18"/>
+              </w:rPr>
+              <w:t>总市值/流通市值</w:t>
+            </w:r>
+          </w:p>
+        </w:tc>
+        <w:tc>
+          <w:tcPr>
+            <w:tcW w:type="dxa" w:w="4533"/>
+          </w:tcPr>
+          <w:p>
+            <w:pPr>
+              <w:spacing w:before="40" w:after="40" w:line="288" w:lineRule="auto"/>
+            </w:pPr>
+            <w:r/>
+            <w:r>
+              <w:rPr>
+                <w:rFonts w:ascii="Microsoft YaHei" w:hAnsi="Microsoft YaHei"/>
+                <w:sz w:val="18"/>
+              </w:rPr>
+              <w:t>80.09亿 / 56.36亿</w:t>
             </w:r>
           </w:p>
         </w:tc>
       </w:tr>
     </w:tbl>
     <w:p/>
+    <w:p>
+      <w:r>
+        <w:rPr>
+          <w:rFonts w:ascii="Microsoft YaHei" w:hAnsi="Microsoft YaHei"/>
+          <w:b/>
+          <w:color w:val="1A1A1A"/>
+        </w:rPr>
+        <w:t>核心解读：</w:t>
+      </w:r>
+      <w:r>
+        <w:rPr>
+          <w:rFonts w:ascii="Microsoft YaHei" w:hAnsi="Microsoft YaHei"/>
+        </w:rPr>
+        <w:t xml:space="preserve"> 黄山旅游今日小幅高开后围绕昨收价震荡，盘中最高触及</w:t>
+      </w:r>
+      <w:r>
+        <w:rPr>
+          <w:rFonts w:ascii="Microsoft YaHei" w:hAnsi="Microsoft YaHei"/>
+          <w:b/>
+          <w:color w:val="1A1A1A"/>
+        </w:rPr>
+        <w:t>11.01元</w:t>
+      </w:r>
+      <w:r>
+        <w:rPr>
+          <w:rFonts w:ascii="Microsoft YaHei" w:hAnsi="Microsoft YaHei"/>
+        </w:rPr>
+        <w:t>，最低探至</w:t>
+      </w:r>
+      <w:r>
+        <w:rPr>
+          <w:rFonts w:ascii="Microsoft YaHei" w:hAnsi="Microsoft YaHei"/>
+          <w:b/>
+          <w:color w:val="1A1A1A"/>
+        </w:rPr>
+        <w:t>10.84元</w:t>
+      </w:r>
+      <w:r>
+        <w:rPr>
+          <w:rFonts w:ascii="Microsoft YaHei" w:hAnsi="Microsoft YaHei"/>
+        </w:rPr>
+        <w:t>，最终收涨</w:t>
+      </w:r>
+      <w:r>
+        <w:rPr>
+          <w:rFonts w:ascii="Microsoft YaHei" w:hAnsi="Microsoft YaHei"/>
+          <w:b/>
+          <w:color w:val="1A1A1A"/>
+        </w:rPr>
+        <w:t>0.73%</w:t>
+      </w:r>
+      <w:r>
+        <w:rPr>
+          <w:rFonts w:ascii="Microsoft YaHei" w:hAnsi="Microsoft YaHei"/>
+        </w:rPr>
+        <w:t>。换手率</w:t>
+      </w:r>
+      <w:r>
+        <w:rPr>
+          <w:rFonts w:ascii="Microsoft YaHei" w:hAnsi="Microsoft YaHei"/>
+          <w:b/>
+          <w:color w:val="1A1A1A"/>
+        </w:rPr>
+        <w:t>1.16%</w:t>
+      </w:r>
+      <w:r>
+        <w:rPr>
+          <w:rFonts w:ascii="Microsoft YaHei" w:hAnsi="Microsoft YaHei"/>
+        </w:rPr>
+        <w:t>，较前一交易日（1.06%）温和放大约</w:t>
+      </w:r>
+      <w:r>
+        <w:rPr>
+          <w:rFonts w:ascii="Microsoft YaHei" w:hAnsi="Microsoft YaHei"/>
+          <w:b/>
+          <w:color w:val="1A1A1A"/>
+        </w:rPr>
+        <w:t>9%</w:t>
+      </w:r>
+      <w:r>
+        <w:rPr>
+          <w:rFonts w:ascii="Microsoft YaHei" w:hAnsi="Microsoft YaHei"/>
+        </w:rPr>
+        <w:t>，量比</w:t>
+      </w:r>
+      <w:r>
+        <w:rPr>
+          <w:rFonts w:ascii="Microsoft YaHei" w:hAnsi="Microsoft YaHei"/>
+          <w:b/>
+          <w:color w:val="1A1A1A"/>
+        </w:rPr>
+        <w:t>1.19</w:t>
+      </w:r>
+      <w:r>
+        <w:rPr>
+          <w:rFonts w:ascii="Microsoft YaHei" w:hAnsi="Microsoft YaHei"/>
+        </w:rPr>
+        <w:t>显示交投活跃度有所提升。但动态市盈率高达</w:t>
+      </w:r>
+      <w:r>
+        <w:rPr>
+          <w:rFonts w:ascii="Microsoft YaHei" w:hAnsi="Microsoft YaHei"/>
+          <w:b/>
+          <w:color w:val="1A1A1A"/>
+        </w:rPr>
+        <w:t>57.82倍</w:t>
+      </w:r>
+      <w:r>
+        <w:rPr>
+          <w:rFonts w:ascii="Microsoft YaHei" w:hAnsi="Microsoft YaHei"/>
+        </w:rPr>
+        <w:t>，估值处于偏高水平。</w:t>
+      </w:r>
+    </w:p>
+    <w:p>
+      <w:pPr>
+        <w:spacing w:before="240" w:after="240"/>
+        <w:pBdr>
+          <w:bottom w:val="single" w:sz="4" w:space="1" w:color="D0D7DE"/>
+        </w:pBdr>
+      </w:pPr>
+    </w:p>
+    <w:p>
+      <w:pPr>
+        <w:spacing w:before="360" w:after="80" w:line="288" w:lineRule="auto"/>
+        <w:pBdr>
+          <w:bottom w:val="single" w:sz="4" w:space="4" w:color="D0D7DE"/>
+        </w:pBdr>
+      </w:pPr>
+      <w:r>
+        <w:rPr>
+          <w:rFonts w:ascii="Microsoft YaHei" w:hAnsi="Microsoft YaHei"/>
+          <w:b/>
+          <w:color w:val="1A1A1A"/>
+          <w:sz w:val="28"/>
+        </w:rPr>
+        <w:t>资金面</w:t>
+      </w:r>
+    </w:p>
+    <w:p>
+      <w:pPr>
+        <w:spacing w:before="280" w:after="80" w:line="312" w:lineRule="auto"/>
+      </w:pPr>
+      <w:r>
+        <w:rPr>
+          <w:rFonts w:ascii="Microsoft YaHei" w:hAnsi="Microsoft YaHei"/>
+          <w:b/>
+          <w:color w:val="333333"/>
+          <w:sz w:val="24"/>
+        </w:rPr>
+        <w:t>今日资金流向（逐分钟统计）</w:t>
+      </w:r>
+    </w:p>
+    <w:p>
+      <w:pPr>
+        <w:pStyle w:val="ListBullet"/>
+      </w:pPr>
+      <w:r>
+        <w:rPr>
+          <w:rFonts w:ascii="Microsoft YaHei" w:hAnsi="Microsoft YaHei"/>
+          <w:b/>
+          <w:color w:val="1A1A1A"/>
+        </w:rPr>
+        <w:t>净流向：净流入 1,250.93 万元</w:t>
+      </w:r>
+    </w:p>
+    <w:p>
+      <w:pPr>
+        <w:pStyle w:val="ListBullet"/>
+      </w:pPr>
+      <w:r>
+        <w:rPr>
+          <w:rFonts w:ascii="Microsoft YaHei" w:hAnsi="Microsoft YaHei"/>
+        </w:rPr>
+        <w:t>资金流入分钟数：</w:t>
+      </w:r>
+      <w:r>
+        <w:rPr>
+          <w:rFonts w:ascii="Microsoft YaHei" w:hAnsi="Microsoft YaHei"/>
+          <w:b/>
+          <w:color w:val="1A1A1A"/>
+        </w:rPr>
+        <w:t>95分钟</w:t>
+      </w:r>
+      <w:r>
+        <w:rPr>
+          <w:rFonts w:ascii="Microsoft YaHei" w:hAnsi="Microsoft YaHei"/>
+        </w:rPr>
+        <w:t xml:space="preserve"> / 流出分钟数：</w:t>
+      </w:r>
+      <w:r>
+        <w:rPr>
+          <w:rFonts w:ascii="Microsoft YaHei" w:hAnsi="Microsoft YaHei"/>
+          <w:b/>
+          <w:color w:val="1A1A1A"/>
+        </w:rPr>
+        <w:t>110分钟</w:t>
+      </w:r>
+    </w:p>
+    <w:p>
+      <w:pPr>
+        <w:pStyle w:val="ListBullet"/>
+      </w:pPr>
+      <w:r>
+        <w:rPr>
+          <w:rFonts w:ascii="Microsoft YaHei" w:hAnsi="Microsoft YaHei"/>
+        </w:rPr>
+        <w:t>最大单分钟流入：</w:t>
+      </w:r>
+      <w:r>
+        <w:rPr>
+          <w:rFonts w:ascii="Microsoft YaHei" w:hAnsi="Microsoft YaHei"/>
+          <w:b/>
+          <w:color w:val="1A1A1A"/>
+        </w:rPr>
+        <w:t>349.6万元</w:t>
+      </w:r>
+      <w:r>
+        <w:rPr>
+          <w:rFonts w:ascii="Microsoft YaHei" w:hAnsi="Microsoft YaHei"/>
+        </w:rPr>
+        <w:t xml:space="preserve"> / 最大单分钟流出：</w:t>
+      </w:r>
+      <w:r>
+        <w:rPr>
+          <w:rFonts w:ascii="Microsoft YaHei" w:hAnsi="Microsoft YaHei"/>
+          <w:b/>
+          <w:color w:val="1A1A1A"/>
+        </w:rPr>
+        <w:t>120.6万元</w:t>
+      </w:r>
+    </w:p>
     <w:p>
       <w:pPr>
         <w:spacing w:before="280" w:after="80" w:line="312" w:lineRule="auto"/>
@@ -1484,7 +956,7 @@
                 <w:color w:val="1A1A1A"/>
                 <w:sz w:val="18"/>
               </w:rPr>
-              <w:t>资金类型</w:t>
+              <w:t>类型</w:t>
             </w:r>
           </w:p>
         </w:tc>
@@ -1589,7 +1061,7 @@
                 <w:color w:val="1A1A1A"/>
                 <w:sz w:val="18"/>
               </w:rPr>
-              <w:t>+13,383,227</w:t>
+              <w:t>+13,930,748</w:t>
             </w:r>
           </w:p>
         </w:tc>
@@ -1607,7 +1079,7 @@
                 <w:rFonts w:ascii="Microsoft YaHei" w:hAnsi="Microsoft YaHei"/>
                 <w:sz w:val="18"/>
               </w:rPr>
-              <w:t>13,821,784</w:t>
+              <w:t>15,571,386</w:t>
             </w:r>
           </w:p>
         </w:tc>
@@ -1625,7 +1097,7 @@
                 <w:rFonts w:ascii="Microsoft YaHei" w:hAnsi="Microsoft YaHei"/>
                 <w:sz w:val="18"/>
               </w:rPr>
-              <w:t>438,557</w:t>
+              <w:t>1,640,638</w:t>
             </w:r>
           </w:p>
         </w:tc>
@@ -1665,7 +1137,7 @@
                 <w:rFonts w:ascii="Microsoft YaHei" w:hAnsi="Microsoft YaHei"/>
                 <w:sz w:val="18"/>
               </w:rPr>
-              <w:t>+2,360,842</w:t>
+              <w:t>+100,950</w:t>
             </w:r>
           </w:p>
         </w:tc>
@@ -1684,7 +1156,7 @@
                 <w:rFonts w:ascii="Microsoft YaHei" w:hAnsi="Microsoft YaHei"/>
                 <w:sz w:val="18"/>
               </w:rPr>
-              <w:t>15,315,473</w:t>
+              <w:t>18,504,083</w:t>
             </w:r>
           </w:p>
         </w:tc>
@@ -1703,7 +1175,7 @@
                 <w:rFonts w:ascii="Microsoft YaHei" w:hAnsi="Microsoft YaHei"/>
                 <w:sz w:val="18"/>
               </w:rPr>
-              <w:t>12,954,631</w:t>
+              <w:t>18,403,133</w:t>
             </w:r>
           </w:p>
         </w:tc>
@@ -1741,7 +1213,7 @@
                 <w:rFonts w:ascii="Microsoft YaHei" w:hAnsi="Microsoft YaHei"/>
                 <w:sz w:val="18"/>
               </w:rPr>
-              <w:t>-884,432</w:t>
+              <w:t>-1,522,402</w:t>
             </w:r>
           </w:p>
         </w:tc>
@@ -1759,7 +1231,7 @@
                 <w:rFonts w:ascii="Microsoft YaHei" w:hAnsi="Microsoft YaHei"/>
                 <w:sz w:val="18"/>
               </w:rPr>
-              <w:t>3,532,781</w:t>
+              <w:t>5,184,258</w:t>
             </w:r>
           </w:p>
         </w:tc>
@@ -1777,7 +1249,7 @@
                 <w:rFonts w:ascii="Microsoft YaHei" w:hAnsi="Microsoft YaHei"/>
                 <w:sz w:val="18"/>
               </w:rPr>
-              <w:t>4,417,213</w:t>
+              <w:t>6,706,660</w:t>
             </w:r>
           </w:p>
         </w:tc>
@@ -1821,7 +1293,7 @@
                 <w:color w:val="1A1A1A"/>
                 <w:sz w:val="18"/>
               </w:rPr>
-              <w:t>+14,859,637</w:t>
+              <w:t>+12,509,296</w:t>
             </w:r>
           </w:p>
         </w:tc>
@@ -1873,13 +1345,13 @@
           <w:b/>
           <w:color w:val="1A1A1A"/>
         </w:rPr>
-        <w:t>资金面研判：</w:t>
+        <w:t>核心解读：</w:t>
       </w:r>
       <w:r>
         <w:rPr>
           <w:rFonts w:ascii="Microsoft YaHei" w:hAnsi="Microsoft YaHei"/>
         </w:rPr>
-        <w:t xml:space="preserve"> 今日资金持续 </w:t>
+        <w:t xml:space="preserve"> 尽管今日资金流入分钟数（95）少于流出分钟数（110），但整体仍录得</w:t>
       </w:r>
       <w:r>
         <w:rPr>
@@ -1887,13 +1359,13 @@
           <w:b/>
           <w:color w:val="1A1A1A"/>
         </w:rPr>
-        <w:t>净流入1,485.96万元</w:t>
+        <w:t>净流入1,250.93万元</w:t>
       </w:r>
       <w:r>
         <w:rPr>
           <w:rFonts w:ascii="Microsoft YaHei" w:hAnsi="Microsoft YaHei"/>
         </w:rPr>
-        <w:t xml:space="preserve">，且流入分钟数（58分钟）大于流出分钟数（54分钟）。昨日大单净流入 </w:t>
+        <w:t>，买盘力度强于卖盘。上一交易日大单净流入高达</w:t>
       </w:r>
       <w:r>
         <w:rPr>
@@ -1901,13 +1373,13 @@
           <w:b/>
           <w:color w:val="1A1A1A"/>
         </w:rPr>
-        <w:t>+1,338万元</w:t>
+        <w:t>1,393万元</w:t>
       </w:r>
       <w:r>
         <w:rPr>
           <w:rFonts w:ascii="Microsoft YaHei" w:hAnsi="Microsoft YaHei"/>
         </w:rPr>
-        <w:t xml:space="preserve">，占合计净流入的 </w:t>
+        <w:t>，中单小幅流入，小单净流出，呈现</w:t>
       </w:r>
       <w:r>
         <w:rPr>
@@ -1915,27 +1387,13 @@
           <w:b/>
           <w:color w:val="1A1A1A"/>
         </w:rPr>
-        <w:t>90%</w:t>
+        <w:t>主力吸筹、散户离场</w:t>
       </w:r>
       <w:r>
         <w:rPr>
           <w:rFonts w:ascii="Microsoft YaHei" w:hAnsi="Microsoft YaHei"/>
         </w:rPr>
-        <w:t xml:space="preserve">，机构资金主导买入格局明显。小单净流出 </w:t>
-      </w:r>
-      <w:r>
-        <w:rPr>
-          <w:rFonts w:ascii="Microsoft YaHei" w:hAnsi="Microsoft YaHei"/>
-          <w:b/>
-          <w:color w:val="1A1A1A"/>
-        </w:rPr>
-        <w:t>-88万元</w:t>
-      </w:r>
-      <w:r>
-        <w:rPr>
-          <w:rFonts w:ascii="Microsoft YaHei" w:hAnsi="Microsoft YaHei"/>
-        </w:rPr>
-        <w:t>，呈现"大单买入、散户卖出"的筹码收集特征，资金结构健康。</w:t>
+        <w:t>的典型格局，资金结构较为健康。</w:t>
       </w:r>
     </w:p>
     <w:p>
@@ -1974,7 +1432,7 @@
           <w:color w:val="333333"/>
           <w:sz w:val="24"/>
         </w:rPr>
-        <w:t>均线系统与布林带位置</w:t>
+        <w:t>均线系统</w:t>
       </w:r>
     </w:p>
     <w:tbl>
@@ -2008,7 +1466,7 @@
                 <w:color w:val="1A1A1A"/>
                 <w:sz w:val="18"/>
               </w:rPr>
-              <w:t>指标</w:t>
+              <w:t>均线</w:t>
             </w:r>
           </w:p>
         </w:tc>
@@ -2029,7 +1487,7 @@
                 <w:color w:val="1A1A1A"/>
                 <w:sz w:val="18"/>
               </w:rPr>
-              <w:t>位置</w:t>
+              <w:t>价格</w:t>
             </w:r>
           </w:p>
         </w:tc>
@@ -2068,8 +1526,6 @@
             <w:r>
               <w:rPr>
                 <w:rFonts w:ascii="Microsoft YaHei" w:hAnsi="Microsoft YaHei"/>
-                <w:b/>
-                <w:color w:val="1A1A1A"/>
                 <w:sz w:val="18"/>
               </w:rPr>
               <w:t>MA5</w:t>
@@ -2090,16 +1546,7 @@
                 <w:rFonts w:ascii="Microsoft YaHei" w:hAnsi="Microsoft YaHei"/>
                 <w:sz w:val="18"/>
               </w:rPr>
-              <w:t xml:space="preserve">约 </w:t>
-            </w:r>
-            <w:r>
-              <w:rPr>
-                <w:rFonts w:ascii="Microsoft YaHei" w:hAnsi="Microsoft YaHei"/>
-                <w:b/>
-                <w:color w:val="1A1A1A"/>
-                <w:sz w:val="18"/>
-              </w:rPr>
-              <w:t>10.95元</w:t>
+              <w:t>约 10.95 元</w:t>
             </w:r>
           </w:p>
         </w:tc>
@@ -2112,13 +1559,6 @@
               <w:spacing w:before="40" w:after="40" w:line="288" w:lineRule="auto"/>
             </w:pPr>
             <w:r/>
-            <w:r>
-              <w:rPr>
-                <w:rFonts w:ascii="Microsoft YaHei" w:hAnsi="Microsoft YaHei"/>
-                <w:sz w:val="18"/>
-              </w:rPr>
-              <w:t xml:space="preserve">当前价高约 </w:t>
-            </w:r>
             <w:r>
               <w:rPr>
                 <w:rFonts w:ascii="Microsoft YaHei" w:hAnsi="Microsoft YaHei"/>
@@ -2145,8 +1585,6 @@
             <w:r>
               <w:rPr>
                 <w:rFonts w:ascii="Microsoft YaHei" w:hAnsi="Microsoft YaHei"/>
-                <w:b/>
-                <w:color w:val="1A1A1A"/>
                 <w:sz w:val="18"/>
               </w:rPr>
               <w:t>MA10</w:t>
@@ -2168,16 +1606,7 @@
                 <w:rFonts w:ascii="Microsoft YaHei" w:hAnsi="Microsoft YaHei"/>
                 <w:sz w:val="18"/>
               </w:rPr>
-              <w:t xml:space="preserve">约 </w:t>
-            </w:r>
-            <w:r>
-              <w:rPr>
-                <w:rFonts w:ascii="Microsoft YaHei" w:hAnsi="Microsoft YaHei"/>
-                <w:b/>
-                <w:color w:val="1A1A1A"/>
-                <w:sz w:val="18"/>
-              </w:rPr>
-              <w:t>10.94元</w:t>
+              <w:t>约 10.94 元</w:t>
             </w:r>
           </w:p>
         </w:tc>
@@ -2191,13 +1620,6 @@
               <w:spacing w:before="40" w:after="40" w:line="288" w:lineRule="auto"/>
             </w:pPr>
             <w:r/>
-            <w:r>
-              <w:rPr>
-                <w:rFonts w:ascii="Microsoft YaHei" w:hAnsi="Microsoft YaHei"/>
-                <w:sz w:val="18"/>
-              </w:rPr>
-              <w:t xml:space="preserve">当前价高约 </w:t>
-            </w:r>
             <w:r>
               <w:rPr>
                 <w:rFonts w:ascii="Microsoft YaHei" w:hAnsi="Microsoft YaHei"/>
@@ -2223,11 +1645,9 @@
             <w:r>
               <w:rPr>
                 <w:rFonts w:ascii="Microsoft YaHei" w:hAnsi="Microsoft YaHei"/>
-                <w:b/>
-                <w:color w:val="1A1A1A"/>
                 <w:sz w:val="18"/>
               </w:rPr>
-              <w:t>MA20/布林中轨</w:t>
+              <w:t>MA20（布林中轨）</w:t>
             </w:r>
           </w:p>
         </w:tc>
@@ -2245,133 +1665,7 @@
                 <w:rFonts w:ascii="Microsoft YaHei" w:hAnsi="Microsoft YaHei"/>
                 <w:sz w:val="18"/>
               </w:rPr>
-              <w:t xml:space="preserve">约 </w:t>
-            </w:r>
-            <w:r>
-              <w:rPr>
-                <w:rFonts w:ascii="Microsoft YaHei" w:hAnsi="Microsoft YaHei"/>
-                <w:b/>
-                <w:color w:val="1A1A1A"/>
-                <w:sz w:val="18"/>
-              </w:rPr>
-              <w:t>10.92元</w:t>
-            </w:r>
-          </w:p>
-        </w:tc>
-        <w:tc>
-          <w:tcPr>
-            <w:tcW w:type="dxa" w:w="3022"/>
-          </w:tcPr>
-          <w:p>
-            <w:pPr>
-              <w:spacing w:before="40" w:after="40" w:line="288" w:lineRule="auto"/>
-            </w:pPr>
-            <w:r/>
-            <w:r>
-              <w:rPr>
-                <w:rFonts w:ascii="Microsoft YaHei" w:hAnsi="Microsoft YaHei"/>
-                <w:sz w:val="18"/>
-              </w:rPr>
-              <w:t xml:space="preserve">当前价高约 </w:t>
-            </w:r>
-            <w:r>
-              <w:rPr>
-                <w:rFonts w:ascii="Microsoft YaHei" w:hAnsi="Microsoft YaHei"/>
-                <w:b/>
-                <w:color w:val="1A1A1A"/>
-                <w:sz w:val="18"/>
-              </w:rPr>
-              <w:t>+0.6%</w:t>
-            </w:r>
-          </w:p>
-        </w:tc>
-      </w:tr>
-      <w:tr>
-        <w:tc>
-          <w:tcPr>
-            <w:tcW w:type="dxa" w:w="3022"/>
-            <w:shd w:fill="F8F9FA" w:val="clear"/>
-          </w:tcPr>
-          <w:p>
-            <w:pPr>
-              <w:spacing w:before="40" w:after="40" w:line="288" w:lineRule="auto"/>
-            </w:pPr>
-            <w:r/>
-            <w:r>
-              <w:rPr>
-                <w:rFonts w:ascii="Microsoft YaHei" w:hAnsi="Microsoft YaHei"/>
-                <w:sz w:val="18"/>
-              </w:rPr>
-              <w:t>布林带上轨</w:t>
-            </w:r>
-          </w:p>
-        </w:tc>
-        <w:tc>
-          <w:tcPr>
-            <w:tcW w:type="dxa" w:w="3022"/>
-            <w:shd w:fill="F8F9FA" w:val="clear"/>
-          </w:tcPr>
-          <w:p>
-            <w:pPr>
-              <w:spacing w:before="40" w:after="40" w:line="288" w:lineRule="auto"/>
-            </w:pPr>
-            <w:r/>
-            <w:r>
-              <w:rPr>
-                <w:rFonts w:ascii="Microsoft YaHei" w:hAnsi="Microsoft YaHei"/>
-                <w:b/>
-                <w:color w:val="1A1A1A"/>
-                <w:sz w:val="18"/>
-              </w:rPr>
-              <w:t>11.20元</w:t>
-            </w:r>
-          </w:p>
-        </w:tc>
-        <w:tc>
-          <w:tcPr>
-            <w:tcW w:type="dxa" w:w="3022"/>
-            <w:shd w:fill="F8F9FA" w:val="clear"/>
-          </w:tcPr>
-          <w:p>
-            <w:pPr>
-              <w:spacing w:before="40" w:after="40" w:line="288" w:lineRule="auto"/>
-            </w:pPr>
-            <w:r/>
-            <w:r>
-              <w:rPr>
-                <w:rFonts w:ascii="Microsoft YaHei" w:hAnsi="Microsoft YaHei"/>
-                <w:sz w:val="18"/>
-              </w:rPr>
-              <w:t xml:space="preserve">上方空间约 </w:t>
-            </w:r>
-            <w:r>
-              <w:rPr>
-                <w:rFonts w:ascii="Microsoft YaHei" w:hAnsi="Microsoft YaHei"/>
-                <w:b/>
-                <w:color w:val="1A1A1A"/>
-                <w:sz w:val="18"/>
-              </w:rPr>
-              <w:t>2.0%</w:t>
-            </w:r>
-          </w:p>
-        </w:tc>
-      </w:tr>
-      <w:tr>
-        <w:tc>
-          <w:tcPr>
-            <w:tcW w:type="dxa" w:w="3022"/>
-          </w:tcPr>
-          <w:p>
-            <w:pPr>
-              <w:spacing w:before="40" w:after="40" w:line="288" w:lineRule="auto"/>
-            </w:pPr>
-            <w:r/>
-            <w:r>
-              <w:rPr>
-                <w:rFonts w:ascii="Microsoft YaHei" w:hAnsi="Microsoft YaHei"/>
-                <w:sz w:val="18"/>
-              </w:rPr>
-              <w:t>布林带下轨</w:t>
+              <w:t>约 10.92 元</w:t>
             </w:r>
           </w:p>
         </w:tc>
@@ -2391,34 +1685,7 @@
                 <w:color w:val="1A1A1A"/>
                 <w:sz w:val="18"/>
               </w:rPr>
-              <w:t>10.64元</w:t>
-            </w:r>
-          </w:p>
-        </w:tc>
-        <w:tc>
-          <w:tcPr>
-            <w:tcW w:type="dxa" w:w="3022"/>
-          </w:tcPr>
-          <w:p>
-            <w:pPr>
-              <w:spacing w:before="40" w:after="40" w:line="288" w:lineRule="auto"/>
-            </w:pPr>
-            <w:r/>
-            <w:r>
-              <w:rPr>
-                <w:rFonts w:ascii="Microsoft YaHei" w:hAnsi="Microsoft YaHei"/>
-                <w:sz w:val="18"/>
-              </w:rPr>
-              <w:t xml:space="preserve">下方支撑约 </w:t>
-            </w:r>
-            <w:r>
-              <w:rPr>
-                <w:rFonts w:ascii="Microsoft YaHei" w:hAnsi="Microsoft YaHei"/>
-                <w:b/>
-                <w:color w:val="1A1A1A"/>
-                <w:sz w:val="18"/>
-              </w:rPr>
-              <w:t>-3.1%</w:t>
+              <w:t>+0.6%</w:t>
             </w:r>
           </w:p>
         </w:tc>
@@ -2426,13 +1693,64 @@
     </w:tbl>
     <w:p/>
     <w:p>
+      <w:pPr>
+        <w:spacing w:before="280" w:after="80" w:line="312" w:lineRule="auto"/>
+      </w:pPr>
+      <w:r>
+        <w:rPr>
+          <w:rFonts w:ascii="Microsoft YaHei" w:hAnsi="Microsoft YaHei"/>
+          <w:b/>
+          <w:color w:val="333333"/>
+          <w:sz w:val="24"/>
+        </w:rPr>
+        <w:t>布林带</w:t>
+      </w:r>
+    </w:p>
+    <w:p>
+      <w:pPr>
+        <w:pStyle w:val="ListBullet"/>
+      </w:pPr>
+      <w:r>
+        <w:rPr>
+          <w:rFonts w:ascii="Microsoft YaHei" w:hAnsi="Microsoft YaHei"/>
+        </w:rPr>
+        <w:t>上轨：</w:t>
+      </w:r>
       <w:r>
         <w:rPr>
           <w:rFonts w:ascii="Microsoft YaHei" w:hAnsi="Microsoft YaHei"/>
           <w:b/>
           <w:color w:val="1A1A1A"/>
         </w:rPr>
-        <w:t>技术面研判：</w:t>
+        <w:t>11.20元</w:t>
+      </w:r>
+      <w:r>
+        <w:rPr>
+          <w:rFonts w:ascii="Microsoft YaHei" w:hAnsi="Microsoft YaHei"/>
+        </w:rPr>
+        <w:t xml:space="preserve"> | 中轨：</w:t>
+      </w:r>
+      <w:r>
+        <w:rPr>
+          <w:rFonts w:ascii="Microsoft YaHei" w:hAnsi="Microsoft YaHei"/>
+          <w:b/>
+          <w:color w:val="1A1A1A"/>
+        </w:rPr>
+        <w:t>10.92元</w:t>
+      </w:r>
+      <w:r>
+        <w:rPr>
+          <w:rFonts w:ascii="Microsoft YaHei" w:hAnsi="Microsoft YaHei"/>
+        </w:rPr>
+        <w:t xml:space="preserve"> | 下轨：</w:t>
+      </w:r>
+      <w:r>
+        <w:rPr>
+          <w:rFonts w:ascii="Microsoft YaHei" w:hAnsi="Microsoft YaHei"/>
+          <w:b/>
+          <w:color w:val="1A1A1A"/>
+        </w:rPr>
+        <w:t>10.64元</w:t>
       </w:r>
     </w:p>
     <w:p>
@@ -2457,7 +1775,7 @@
         <w:rPr>
           <w:rFonts w:ascii="Microsoft YaHei" w:hAnsi="Microsoft YaHei"/>
         </w:rPr>
-        <w:t xml:space="preserve"> 站稳 </w:t>
+        <w:t xml:space="preserve">，位于中轨上方，距上轨约 </w:t>
       </w:r>
       <w:r>
         <w:rPr>
@@ -2465,13 +1783,37 @@
           <w:b/>
           <w:color w:val="1A1A1A"/>
         </w:rPr>
-        <w:t>MA5（10.95）&gt; MA10（10.94）&gt; MA20（10.92）</w:t>
+        <w:t>2.0%</w:t>
+      </w:r>
+    </w:p>
+    <w:p>
+      <w:r>
+        <w:rPr>
+          <w:rFonts w:ascii="Microsoft YaHei" w:hAnsi="Microsoft YaHei"/>
+          <w:b/>
+          <w:color w:val="1A1A1A"/>
+        </w:rPr>
+        <w:t>核心解读：</w:t>
       </w:r>
       <w:r>
         <w:rPr>
           <w:rFonts w:ascii="Microsoft YaHei" w:hAnsi="Microsoft YaHei"/>
         </w:rPr>
-        <w:t xml:space="preserve"> 三线之上，短期均线呈 </w:t>
+        <w:t xml:space="preserve"> 股价连续站上</w:t>
+      </w:r>
+      <w:r>
+        <w:rPr>
+          <w:rFonts w:ascii="Microsoft YaHei" w:hAnsi="Microsoft YaHei"/>
+          <w:b/>
+          <w:color w:val="1A1A1A"/>
+        </w:rPr>
+        <w:t>MA5、MA10、MA20</w:t>
+      </w:r>
+      <w:r>
+        <w:rPr>
+          <w:rFonts w:ascii="Microsoft YaHei" w:hAnsi="Microsoft YaHei"/>
+        </w:rPr>
+        <w:t>三条均线，均线系统呈</w:t>
       </w:r>
       <w:r>
         <w:rPr>
@@ -2485,18 +1827,7 @@
         <w:rPr>
           <w:rFonts w:ascii="Microsoft YaHei" w:hAnsi="Microsoft YaHei"/>
         </w:rPr>
-        <w:t>，短线趋势偏多。</w:t>
-      </w:r>
-    </w:p>
-    <w:p>
-      <w:pPr>
-        <w:pStyle w:val="ListBullet"/>
-      </w:pPr>
-      <w:r>
-        <w:rPr>
-          <w:rFonts w:ascii="Microsoft YaHei" w:hAnsi="Microsoft YaHei"/>
-        </w:rPr>
-        <w:t xml:space="preserve">股价位于布林带中轨（10.92）与上轨（11.20）之间，偏离中轨约 </w:t>
+        <w:t>（MA5 &gt; MA10 &gt; MA20），但偏离度均不足</w:t>
       </w:r>
       <w:r>
         <w:rPr>
@@ -2504,24 +1835,13 @@
           <w:b/>
           <w:color w:val="1A1A1A"/>
         </w:rPr>
-        <w:t>+0.55%</w:t>
+        <w:t>1%</w:t>
       </w:r>
       <w:r>
         <w:rPr>
           <w:rFonts w:ascii="Microsoft YaHei" w:hAnsi="Microsoft YaHei"/>
         </w:rPr>
-        <w:t>，处于偏强区间但尚未超买。</w:t>
-      </w:r>
-    </w:p>
-    <w:p>
-      <w:pPr>
-        <w:pStyle w:val="ListBullet"/>
-      </w:pPr>
-      <w:r>
-        <w:rPr>
-          <w:rFonts w:ascii="Microsoft YaHei" w:hAnsi="Microsoft YaHei"/>
-        </w:rPr>
-        <w:t xml:space="preserve">日内低点 </w:t>
+        <w:t>，说明短期处于</w:t>
       </w:r>
       <w:r>
         <w:rPr>
@@ -2529,13 +1849,27 @@
           <w:b/>
           <w:color w:val="1A1A1A"/>
         </w:rPr>
-        <w:t>10.84元</w:t>
+        <w:t>窄幅整理、待方向选择</w:t>
       </w:r>
       <w:r>
         <w:rPr>
           <w:rFonts w:ascii="Microsoft YaHei" w:hAnsi="Microsoft YaHei"/>
         </w:rPr>
-        <w:t xml:space="preserve"> 触及布林带中轨下方后快速反弹，显示 </w:t>
+        <w:t>的状态。布林带已收敛至较窄区间（带宽仅0.56元），股价位于中轨之上，若能放量突破</w:t>
+      </w:r>
+      <w:r>
+        <w:rPr>
+          <w:rFonts w:ascii="Microsoft YaHei" w:hAnsi="Microsoft YaHei"/>
+          <w:b/>
+          <w:color w:val="1A1A1A"/>
+        </w:rPr>
+        <w:t>11.20元</w:t>
+      </w:r>
+      <w:r>
+        <w:rPr>
+          <w:rFonts w:ascii="Microsoft YaHei" w:hAnsi="Microsoft YaHei"/>
+        </w:rPr>
+        <w:t>上轨，有望打开上行空间；若失守</w:t>
       </w:r>
       <w:r>
         <w:rPr>
@@ -2549,18 +1883,7 @@
         <w:rPr>
           <w:rFonts w:ascii="Microsoft YaHei" w:hAnsi="Microsoft YaHei"/>
         </w:rPr>
-        <w:t xml:space="preserve"> 一带（MA20+布林中轨）支撑有效。</w:t>
-      </w:r>
-    </w:p>
-    <w:p>
-      <w:pPr>
-        <w:pStyle w:val="ListBullet"/>
-      </w:pPr>
-      <w:r>
-        <w:rPr>
-          <w:rFonts w:ascii="Microsoft YaHei" w:hAnsi="Microsoft YaHei"/>
-        </w:rPr>
-        <w:t xml:space="preserve">上轨 </w:t>
+        <w:t>中轨支撑，则可能回踩</w:t>
       </w:r>
       <w:r>
         <w:rPr>
@@ -2568,27 +1891,13 @@
           <w:b/>
           <w:color w:val="1A1A1A"/>
         </w:rPr>
-        <w:t>11.20元</w:t>
+        <w:t>10.64元</w:t>
       </w:r>
       <w:r>
         <w:rPr>
           <w:rFonts w:ascii="Microsoft YaHei" w:hAnsi="Microsoft YaHei"/>
         </w:rPr>
-        <w:t xml:space="preserve"> 为短线压力位，向上仍有约 </w:t>
-      </w:r>
-      <w:r>
-        <w:rPr>
-          <w:rFonts w:ascii="Microsoft YaHei" w:hAnsi="Microsoft YaHei"/>
-          <w:b/>
-          <w:color w:val="1A1A1A"/>
-        </w:rPr>
-        <w:t>2%</w:t>
-      </w:r>
-      <w:r>
-        <w:rPr>
-          <w:rFonts w:ascii="Microsoft YaHei" w:hAnsi="Microsoft YaHei"/>
-        </w:rPr>
-        <w:t xml:space="preserve"> 的空间。</w:t>
+        <w:t>下轨。</w:t>
       </w:r>
     </w:p>
     <w:p>
@@ -2617,164 +1926,39 @@
       </w:r>
     </w:p>
     <w:p>
-      <w:pPr>
-        <w:spacing w:before="280" w:after="80" w:line="312" w:lineRule="auto"/>
-      </w:pPr>
       <w:r>
         <w:rPr>
           <w:rFonts w:ascii="Microsoft YaHei" w:hAnsi="Microsoft YaHei"/>
-          <w:b/>
-          <w:color w:val="333333"/>
-          <w:sz w:val="24"/>
         </w:rPr>
-        <w:t>1️⃣ 黄山旅游T1线一期刷新施工进度</w:t>
+        <w:t>经检索，本时段内各主要新闻源（新浪财经、同花顺、百度财经、巨潮资讯、互动问答平台）均未检索到黄山旅游的相关公告或新闻报道，暂无明显的事件驱动因素。当前股价波动主要受</w:t>
       </w:r>
-    </w:p>
-    <w:p>
-      <w:pPr>
-        <w:pStyle w:val="ListBullet"/>
-      </w:pPr>
       <w:r>
         <w:rPr>
           <w:rFonts w:ascii="Microsoft YaHei" w:hAnsi="Microsoft YaHei"/>
           <w:b/>
           <w:color w:val="1A1A1A"/>
         </w:rPr>
-        <w:t>来源/时间：</w:t>
+        <w:t>市场整体情绪回暖</w:t>
       </w:r>
       <w:r>
         <w:rPr>
           <w:rFonts w:ascii="Microsoft YaHei" w:hAnsi="Microsoft YaHei"/>
         </w:rPr>
-        <w:t xml:space="preserve"> 新浪财经（2026-07-29）</w:t>
+        <w:t>以及</w:t>
       </w:r>
-    </w:p>
-    <w:p>
-      <w:pPr>
-        <w:pStyle w:val="ListBullet"/>
-      </w:pPr>
       <w:r>
         <w:rPr>
           <w:rFonts w:ascii="Microsoft YaHei" w:hAnsi="Microsoft YaHei"/>
           <w:b/>
           <w:color w:val="1A1A1A"/>
         </w:rPr>
-        <w:t>重要性：</w:t>
+        <w:t>板块内资金轮动</w:t>
       </w:r>
       <w:r>
         <w:rPr>
           <w:rFonts w:ascii="Microsoft YaHei" w:hAnsi="Microsoft YaHei"/>
         </w:rPr>
-        <w:t xml:space="preserve"> ⭐⭐⭐（中高）</w:t>
-      </w:r>
-    </w:p>
-    <w:p>
-      <w:pPr>
-        <w:pStyle w:val="ListBullet"/>
-      </w:pPr>
-      <w:r>
-        <w:rPr>
-          <w:rFonts w:ascii="Microsoft YaHei" w:hAnsi="Microsoft YaHei"/>
-          <w:b/>
-          <w:color w:val="1A1A1A"/>
-        </w:rPr>
-        <w:t>解读：</w:t>
-      </w:r>
-      <w:r>
-        <w:rPr>
-          <w:rFonts w:ascii="Microsoft YaHei" w:hAnsi="Microsoft YaHei"/>
-        </w:rPr>
-        <w:t xml:space="preserve"> T1线一期为黄山旅游的重要基础设施配套项目，施工进度刷新意味着项目建设加速推进，对景区客流承载力和游客体验提升具有正面意义，中期利好公司主营业务。</w:t>
-      </w:r>
-    </w:p>
-    <w:p>
-      <w:pPr>
-        <w:spacing w:before="280" w:after="80" w:line="312" w:lineRule="auto"/>
-      </w:pPr>
-      <w:r>
-        <w:rPr>
-          <w:rFonts w:ascii="Microsoft YaHei" w:hAnsi="Microsoft YaHei"/>
-          <w:b/>
-          <w:color w:val="333333"/>
-          <w:sz w:val="24"/>
-        </w:rPr>
-        <w:t>2️⃣ 投资者互动：所得税率相关问题</w:t>
-      </w:r>
-    </w:p>
-    <w:p>
-      <w:pPr>
-        <w:pStyle w:val="ListBullet"/>
-      </w:pPr>
-      <w:r>
-        <w:rPr>
-          <w:rFonts w:ascii="Microsoft YaHei" w:hAnsi="Microsoft YaHei"/>
-          <w:b/>
-          <w:color w:val="1A1A1A"/>
-        </w:rPr>
-        <w:t>来源/时间：</w:t>
-      </w:r>
-      <w:r>
-        <w:rPr>
-          <w:rFonts w:ascii="Microsoft YaHei" w:hAnsi="Microsoft YaHei"/>
-        </w:rPr>
-        <w:t xml:space="preserve"> 新浪财经（2026-07-28，e互动平台）</w:t>
-      </w:r>
-    </w:p>
-    <w:p>
-      <w:pPr>
-        <w:pStyle w:val="ListBullet"/>
-      </w:pPr>
-      <w:r>
-        <w:rPr>
-          <w:rFonts w:ascii="Microsoft YaHei" w:hAnsi="Microsoft YaHei"/>
-          <w:b/>
-          <w:color w:val="1A1A1A"/>
-        </w:rPr>
-        <w:t>重要性：</w:t>
-      </w:r>
-      <w:r>
-        <w:rPr>
-          <w:rFonts w:ascii="Microsoft YaHei" w:hAnsi="Microsoft YaHei"/>
-        </w:rPr>
-        <w:t xml:space="preserve"> ⭐（低）</w:t>
-      </w:r>
-    </w:p>
-    <w:p>
-      <w:pPr>
-        <w:pStyle w:val="ListBullet"/>
-      </w:pPr>
-      <w:r>
-        <w:rPr>
-          <w:rFonts w:ascii="Microsoft YaHei" w:hAnsi="Microsoft YaHei"/>
-          <w:b/>
-          <w:color w:val="1A1A1A"/>
-        </w:rPr>
-        <w:t>核心内容：</w:t>
-      </w:r>
-      <w:r>
-        <w:rPr>
-          <w:rFonts w:ascii="Microsoft YaHei" w:hAnsi="Microsoft YaHei"/>
-        </w:rPr>
-        <w:t xml:space="preserve"> 公司回应投资者关于所得税率偏高的提问，表示严格遵照企业所得税相关条例，所得税费用来自各单体法人加总，与合并报表利润总额不存在直接匹配关系。</w:t>
-      </w:r>
-    </w:p>
-    <w:p>
-      <w:pPr>
-        <w:pStyle w:val="ListBullet"/>
-      </w:pPr>
-      <w:r>
-        <w:rPr>
-          <w:rFonts w:ascii="Microsoft YaHei" w:hAnsi="Microsoft YaHei"/>
-          <w:b/>
-          <w:color w:val="1A1A1A"/>
-        </w:rPr>
-        <w:t>解读：</w:t>
-      </w:r>
-      <w:r>
-        <w:rPr>
-          <w:rFonts w:ascii="Microsoft YaHei" w:hAnsi="Microsoft YaHei"/>
-        </w:rPr>
-        <w:t xml:space="preserve"> 属于常规合规性回复，对股价无实质影响。互动内容体现了投资者对公司财务管理的关注，但公司回复清晰，未暴露重大风险信号。</w:t>
+        <w:t>影响。</w:t>
       </w:r>
     </w:p>
     <w:p>
@@ -2825,16 +2009,15 @@
         <w:tblLook w:firstColumn="1" w:firstRow="1" w:lastColumn="0" w:lastRow="0" w:noHBand="0" w:noVBand="1" w:val="04A0"/>
       </w:tblPr>
       <w:tblGrid>
-        <w:gridCol w:w="1813"/>
-        <w:gridCol w:w="1813"/>
-        <w:gridCol w:w="1813"/>
-        <w:gridCol w:w="1813"/>
-        <w:gridCol w:w="1813"/>
+        <w:gridCol w:w="2266"/>
+        <w:gridCol w:w="2266"/>
+        <w:gridCol w:w="2266"/>
+        <w:gridCol w:w="2266"/>
       </w:tblGrid>
       <w:tr>
         <w:tc>
           <w:tcPr>
-            <w:tcW w:type="dxa" w:w="1813"/>
+            <w:tcW w:type="dxa" w:w="2266"/>
             <w:shd w:fill="F6F8FA" w:val="clear"/>
           </w:tcPr>
           <w:p>
@@ -2849,13 +2032,13 @@
                 <w:color w:val="1A1A1A"/>
                 <w:sz w:val="18"/>
               </w:rPr>
-              <w:t>板块名称</w:t>
+              <w:t>板块</w:t>
             </w:r>
           </w:p>
         </w:tc>
         <w:tc>
           <w:tcPr>
-            <w:tcW w:type="dxa" w:w="1813"/>
+            <w:tcW w:type="dxa" w:w="2266"/>
             <w:shd w:fill="F6F8FA" w:val="clear"/>
           </w:tcPr>
           <w:p>
@@ -2876,7 +2059,7 @@
         </w:tc>
         <w:tc>
           <w:tcPr>
-            <w:tcW w:type="dxa" w:w="1813"/>
+            <w:tcW w:type="dxa" w:w="2266"/>
             <w:shd w:fill="F6F8FA" w:val="clear"/>
           </w:tcPr>
           <w:p>
@@ -2891,13 +2074,13 @@
                 <w:color w:val="1A1A1A"/>
                 <w:sz w:val="18"/>
               </w:rPr>
-              <w:t>全市场排名</w:t>
+              <w:t>板块内排名</w:t>
             </w:r>
           </w:p>
         </w:tc>
         <w:tc>
           <w:tcPr>
-            <w:tcW w:type="dxa" w:w="1813"/>
+            <w:tcW w:type="dxa" w:w="2266"/>
             <w:shd w:fill="F6F8FA" w:val="clear"/>
           </w:tcPr>
           <w:p>
@@ -2916,32 +2099,11 @@
             </w:r>
           </w:p>
         </w:tc>
-        <w:tc>
-          <w:tcPr>
-            <w:tcW w:type="dxa" w:w="1813"/>
-            <w:shd w:fill="F6F8FA" w:val="clear"/>
-          </w:tcPr>
-          <w:p>
-            <w:pPr>
-              <w:spacing w:before="40" w:after="40" w:line="288" w:lineRule="auto"/>
-            </w:pPr>
-            <w:r/>
-            <w:r>
-              <w:rPr>
-                <w:rFonts w:ascii="Microsoft YaHei" w:hAnsi="Microsoft YaHei"/>
-                <w:b/>
-                <w:color w:val="1A1A1A"/>
-                <w:sz w:val="18"/>
-              </w:rPr>
-              <w:t>板块情绪</w:t>
-            </w:r>
-          </w:p>
-        </w:tc>
       </w:tr>
       <w:tr>
         <w:tc>
           <w:tcPr>
-            <w:tcW w:type="dxa" w:w="1813"/>
+            <w:tcW w:type="dxa" w:w="2266"/>
           </w:tcPr>
           <w:p>
             <w:pPr>
@@ -2959,7 +2121,7 @@
         </w:tc>
         <w:tc>
           <w:tcPr>
-            <w:tcW w:type="dxa" w:w="1813"/>
+            <w:tcW w:type="dxa" w:w="2266"/>
           </w:tcPr>
           <w:p>
             <w:pPr>
@@ -2979,7 +2141,7 @@
         </w:tc>
         <w:tc>
           <w:tcPr>
-            <w:tcW w:type="dxa" w:w="1813"/>
+            <w:tcW w:type="dxa" w:w="2266"/>
           </w:tcPr>
           <w:p>
             <w:pPr>
@@ -2997,7 +2159,7 @@
         </w:tc>
         <w:tc>
           <w:tcPr>
-            <w:tcW w:type="dxa" w:w="1813"/>
+            <w:tcW w:type="dxa" w:w="2266"/>
           </w:tcPr>
           <w:p>
             <w:pPr>
@@ -3013,23 +2175,12 @@
               </w:rPr>
               <w:t>43/150</w:t>
             </w:r>
-          </w:p>
-        </w:tc>
-        <w:tc>
-          <w:tcPr>
-            <w:tcW w:type="dxa" w:w="1813"/>
-          </w:tcPr>
-          <w:p>
-            <w:pPr>
-              <w:spacing w:before="40" w:after="40" w:line="288" w:lineRule="auto"/>
-            </w:pPr>
-            <w:r/>
             <w:r>
               <w:rPr>
                 <w:rFonts w:ascii="Microsoft YaHei" w:hAnsi="Microsoft YaHei"/>
                 <w:sz w:val="18"/>
               </w:rPr>
-              <w:t>偏弱</w:t>
+              <w:t xml:space="preserve"> ↑</w:t>
             </w:r>
           </w:p>
         </w:tc>
@@ -3037,7 +2188,7 @@
       <w:tr>
         <w:tc>
           <w:tcPr>
-            <w:tcW w:type="dxa" w:w="1813"/>
+            <w:tcW w:type="dxa" w:w="2266"/>
             <w:shd w:fill="F8F9FA" w:val="clear"/>
           </w:tcPr>
           <w:p>
@@ -3056,7 +2207,7 @@
         </w:tc>
         <w:tc>
           <w:tcPr>
-            <w:tcW w:type="dxa" w:w="1813"/>
+            <w:tcW w:type="dxa" w:w="2266"/>
             <w:shd w:fill="F8F9FA" w:val="clear"/>
           </w:tcPr>
           <w:p>
@@ -3077,7 +2228,7 @@
         </w:tc>
         <w:tc>
           <w:tcPr>
-            <w:tcW w:type="dxa" w:w="1813"/>
+            <w:tcW w:type="dxa" w:w="2266"/>
             <w:shd w:fill="F8F9FA" w:val="clear"/>
           </w:tcPr>
           <w:p>
@@ -3096,7 +2247,7 @@
         </w:tc>
         <w:tc>
           <w:tcPr>
-            <w:tcW w:type="dxa" w:w="1813"/>
+            <w:tcW w:type="dxa" w:w="2266"/>
             <w:shd w:fill="F8F9FA" w:val="clear"/>
           </w:tcPr>
           <w:p>
@@ -3113,24 +2264,12 @@
               </w:rPr>
               <w:t>10/52</w:t>
             </w:r>
-          </w:p>
-        </w:tc>
-        <w:tc>
-          <w:tcPr>
-            <w:tcW w:type="dxa" w:w="1813"/>
-            <w:shd w:fill="F8F9FA" w:val="clear"/>
-          </w:tcPr>
-          <w:p>
-            <w:pPr>
-              <w:spacing w:before="40" w:after="40" w:line="288" w:lineRule="auto"/>
-            </w:pPr>
-            <w:r/>
             <w:r>
               <w:rPr>
                 <w:rFonts w:ascii="Microsoft YaHei" w:hAnsi="Microsoft YaHei"/>
                 <w:sz w:val="18"/>
               </w:rPr>
-              <w:t>偏弱</w:t>
+              <w:t xml:space="preserve"> ↑</w:t>
             </w:r>
           </w:p>
         </w:tc>
@@ -3138,7 +2277,7 @@
       <w:tr>
         <w:tc>
           <w:tcPr>
-            <w:tcW w:type="dxa" w:w="1813"/>
+            <w:tcW w:type="dxa" w:w="2266"/>
           </w:tcPr>
           <w:p>
             <w:pPr>
@@ -3156,7 +2295,7 @@
         </w:tc>
         <w:tc>
           <w:tcPr>
-            <w:tcW w:type="dxa" w:w="1813"/>
+            <w:tcW w:type="dxa" w:w="2266"/>
           </w:tcPr>
           <w:p>
             <w:pPr>
@@ -3176,7 +2315,7 @@
         </w:tc>
         <w:tc>
           <w:tcPr>
-            <w:tcW w:type="dxa" w:w="1813"/>
+            <w:tcW w:type="dxa" w:w="2266"/>
           </w:tcPr>
           <w:p>
             <w:pPr>
@@ -3194,7 +2333,7 @@
         </w:tc>
         <w:tc>
           <w:tcPr>
-            <w:tcW w:type="dxa" w:w="1813"/>
+            <w:tcW w:type="dxa" w:w="2266"/>
           </w:tcPr>
           <w:p>
             <w:pPr>
@@ -3210,23 +2349,12 @@
               </w:rPr>
               <w:t>9/38</w:t>
             </w:r>
-          </w:p>
-        </w:tc>
-        <w:tc>
-          <w:tcPr>
-            <w:tcW w:type="dxa" w:w="1813"/>
-          </w:tcPr>
-          <w:p>
-            <w:pPr>
-              <w:spacing w:before="40" w:after="40" w:line="288" w:lineRule="auto"/>
-            </w:pPr>
-            <w:r/>
             <w:r>
               <w:rPr>
                 <w:rFonts w:ascii="Microsoft YaHei" w:hAnsi="Microsoft YaHei"/>
                 <w:sz w:val="18"/>
               </w:rPr>
-              <w:t>偏弱</w:t>
+              <w:t xml:space="preserve"> ↑</w:t>
             </w:r>
           </w:p>
         </w:tc>
@@ -3234,7 +2362,7 @@
       <w:tr>
         <w:tc>
           <w:tcPr>
-            <w:tcW w:type="dxa" w:w="1813"/>
+            <w:tcW w:type="dxa" w:w="2266"/>
             <w:shd w:fill="F8F9FA" w:val="clear"/>
           </w:tcPr>
           <w:p>
@@ -3253,7 +2381,7 @@
         </w:tc>
         <w:tc>
           <w:tcPr>
-            <w:tcW w:type="dxa" w:w="1813"/>
+            <w:tcW w:type="dxa" w:w="2266"/>
             <w:shd w:fill="F8F9FA" w:val="clear"/>
           </w:tcPr>
           <w:p>
@@ -3274,7 +2402,7 @@
         </w:tc>
         <w:tc>
           <w:tcPr>
-            <w:tcW w:type="dxa" w:w="1813"/>
+            <w:tcW w:type="dxa" w:w="2266"/>
             <w:shd w:fill="F8F9FA" w:val="clear"/>
           </w:tcPr>
           <w:p>
@@ -3293,7 +2421,7 @@
         </w:tc>
         <w:tc>
           <w:tcPr>
-            <w:tcW w:type="dxa" w:w="1813"/>
+            <w:tcW w:type="dxa" w:w="2266"/>
             <w:shd w:fill="F8F9FA" w:val="clear"/>
           </w:tcPr>
           <w:p>
@@ -3310,24 +2438,12 @@
               </w:rPr>
               <w:t>7/28</w:t>
             </w:r>
-          </w:p>
-        </w:tc>
-        <w:tc>
-          <w:tcPr>
-            <w:tcW w:type="dxa" w:w="1813"/>
-            <w:shd w:fill="F8F9FA" w:val="clear"/>
-          </w:tcPr>
-          <w:p>
-            <w:pPr>
-              <w:spacing w:before="40" w:after="40" w:line="288" w:lineRule="auto"/>
-            </w:pPr>
-            <w:r/>
             <w:r>
               <w:rPr>
                 <w:rFonts w:ascii="Microsoft YaHei" w:hAnsi="Microsoft YaHei"/>
                 <w:sz w:val="18"/>
               </w:rPr>
-              <w:t>偏弱</w:t>
+              <w:t xml:space="preserve"> ↑</w:t>
             </w:r>
           </w:p>
         </w:tc>
@@ -3335,19 +2451,36 @@
     </w:tbl>
     <w:p/>
     <w:p>
+      <w:pPr>
+        <w:spacing w:before="280" w:after="80" w:line="312" w:lineRule="auto"/>
+      </w:pPr>
+      <w:r>
+        <w:rPr>
+          <w:rFonts w:ascii="Microsoft YaHei" w:hAnsi="Microsoft YaHei"/>
+          <w:b/>
+          <w:color w:val="333333"/>
+          <w:sz w:val="24"/>
+        </w:rPr>
+        <w:t>板块内领涨/领跌对比</w:t>
+      </w:r>
+    </w:p>
+    <w:p>
+      <w:pPr>
+        <w:pStyle w:val="ListBullet"/>
+      </w:pPr>
       <w:r>
         <w:rPr>
           <w:rFonts w:ascii="Microsoft YaHei" w:hAnsi="Microsoft YaHei"/>
           <w:b/>
           <w:color w:val="1A1A1A"/>
         </w:rPr>
-        <w:t>板块观察：</w:t>
+        <w:t>领涨方向</w:t>
       </w:r>
       <w:r>
         <w:rPr>
           <w:rFonts w:ascii="Microsoft YaHei" w:hAnsi="Microsoft YaHei"/>
         </w:rPr>
-        <w:t xml:space="preserve"> 黄山旅游所属的旅游及消费服务板块今日整体偏弱，板块跌幅在 </w:t>
+        <w:t>：中国中免（+3.35%）、锦江酒店（+3.15%）、首旅酒店（+2.58%）——</w:t>
       </w:r>
       <w:r>
         <w:rPr>
@@ -3355,13 +2488,26 @@
           <w:b/>
           <w:color w:val="1A1A1A"/>
         </w:rPr>
-        <w:t>-1.12% ~ -1.47%</w:t>
+        <w:t>酒店龙头股表现强势</w:t>
+      </w:r>
+    </w:p>
+    <w:p>
+      <w:pPr>
+        <w:pStyle w:val="ListBullet"/>
+      </w:pPr>
+      <w:r>
+        <w:rPr>
+          <w:rFonts w:ascii="Microsoft YaHei" w:hAnsi="Microsoft YaHei"/>
+          <w:b/>
+          <w:color w:val="1A1A1A"/>
+        </w:rPr>
+        <w:t>领跌方向</w:t>
       </w:r>
       <w:r>
         <w:rPr>
           <w:rFonts w:ascii="Microsoft YaHei" w:hAnsi="Microsoft YaHei"/>
         </w:rPr>
-        <w:t xml:space="preserve"> 区间。但黄山旅游 </w:t>
+        <w:t>：大连圣亚（-7.99%）、ST雪发（-8.17%）、杰恩股份（-10.95%）——</w:t>
       </w:r>
       <w:r>
         <w:rPr>
@@ -3369,55 +2515,7 @@
           <w:b/>
           <w:color w:val="1A1A1A"/>
         </w:rPr>
-        <w:t>逆势上涨+0.73%</w:t>
-      </w:r>
-      <w:r>
-        <w:rPr>
-          <w:rFonts w:ascii="Microsoft YaHei" w:hAnsi="Microsoft YaHei"/>
-        </w:rPr>
-        <w:t xml:space="preserve">，在消费者服务板块 </w:t>
-      </w:r>
-      <w:r>
-        <w:rPr>
-          <w:rFonts w:ascii="Microsoft YaHei" w:hAnsi="Microsoft YaHei"/>
-          <w:b/>
-          <w:color w:val="1A1A1A"/>
-        </w:rPr>
-        <w:t>52只个股中排名第10</w:t>
-      </w:r>
-      <w:r>
-        <w:rPr>
-          <w:rFonts w:ascii="Microsoft YaHei" w:hAnsi="Microsoft YaHei"/>
-        </w:rPr>
-        <w:t xml:space="preserve">，在酒店、餐馆与休闲板块 </w:t>
-      </w:r>
-      <w:r>
-        <w:rPr>
-          <w:rFonts w:ascii="Microsoft YaHei" w:hAnsi="Microsoft YaHei"/>
-          <w:b/>
-          <w:color w:val="1A1A1A"/>
-        </w:rPr>
-        <w:t>38只个股中排名第9</w:t>
-      </w:r>
-      <w:r>
-        <w:rPr>
-          <w:rFonts w:ascii="Microsoft YaHei" w:hAnsi="Microsoft YaHei"/>
-        </w:rPr>
-        <w:t xml:space="preserve">，属板块中的 </w:t>
-      </w:r>
-      <w:r>
-        <w:rPr>
-          <w:rFonts w:ascii="Microsoft YaHei" w:hAnsi="Microsoft YaHei"/>
-          <w:b/>
-          <w:color w:val="1A1A1A"/>
-        </w:rPr>
-        <w:t>领涨品种</w:t>
-      </w:r>
-      <w:r>
-        <w:rPr>
-          <w:rFonts w:ascii="Microsoft YaHei" w:hAnsi="Microsoft YaHei"/>
-        </w:rPr>
-        <w:t>。</w:t>
+        <w:t>绩差股及小盘旅游股显著回调</w:t>
       </w:r>
     </w:p>
     <w:p>
@@ -3427,13 +2525,111 @@
           <w:b/>
           <w:color w:val="1A1A1A"/>
         </w:rPr>
-        <w:t>领涨同行对比：</w:t>
+        <w:t>核心解读：</w:t>
       </w:r>
       <w:r>
         <w:rPr>
           <w:rFonts w:ascii="Microsoft YaHei" w:hAnsi="Microsoft YaHei"/>
         </w:rPr>
-        <w:t xml:space="preserve"> 板块内领涨个股如中国中免（+3.35%）、锦江酒店（+3.15%）、首旅酒店（+2.58%）涨幅较大，黄山旅游（+0.73%）紧随其后，与岭南控股（+0.84%）、众信旅游（+0.83%）表现接近，说明板块内部分化但核心标的整体抗跌。</w:t>
+        <w:t xml:space="preserve"> 黄山旅游所属的休闲旅游、消费者服务等板块今日整体</w:t>
+      </w:r>
+      <w:r>
+        <w:rPr>
+          <w:rFonts w:ascii="Microsoft YaHei" w:hAnsi="Microsoft YaHei"/>
+          <w:b/>
+          <w:color w:val="1A1A1A"/>
+        </w:rPr>
+        <w:t>下跌1.1%~1.5%</w:t>
+      </w:r>
+      <w:r>
+        <w:rPr>
+          <w:rFonts w:ascii="Microsoft YaHei" w:hAnsi="Microsoft YaHei"/>
+        </w:rPr>
+        <w:t>，在</w:t>
+      </w:r>
+      <w:r>
+        <w:rPr>
+          <w:rFonts w:ascii="Microsoft YaHei" w:hAnsi="Microsoft YaHei"/>
+          <w:b/>
+          <w:color w:val="1A1A1A"/>
+        </w:rPr>
+        <w:t>1,158个概念/行业板块</w:t>
+      </w:r>
+      <w:r>
+        <w:rPr>
+          <w:rFonts w:ascii="Microsoft YaHei" w:hAnsi="Microsoft YaHei"/>
+        </w:rPr>
+        <w:t xml:space="preserve">中排名靠后（中下游）。但黄山旅游逆势收涨 </w:t>
+      </w:r>
+      <w:r>
+        <w:rPr>
+          <w:rFonts w:ascii="Microsoft YaHei" w:hAnsi="Microsoft YaHei"/>
+          <w:b/>
+          <w:color w:val="1A1A1A"/>
+        </w:rPr>
+        <w:t>+0.73%</w:t>
+      </w:r>
+      <w:r>
+        <w:rPr>
+          <w:rFonts w:ascii="Microsoft YaHei" w:hAnsi="Microsoft YaHei"/>
+        </w:rPr>
+        <w:t>，在消费者服务板块</w:t>
+      </w:r>
+      <w:r>
+        <w:rPr>
+          <w:rFonts w:ascii="Microsoft YaHei" w:hAnsi="Microsoft YaHei"/>
+          <w:b/>
+          <w:color w:val="1A1A1A"/>
+        </w:rPr>
+        <w:t>52只成分股中排名第10</w:t>
+      </w:r>
+      <w:r>
+        <w:rPr>
+          <w:rFonts w:ascii="Microsoft YaHei" w:hAnsi="Microsoft YaHei"/>
+        </w:rPr>
+        <w:t>，在酒店餐馆休闲板块</w:t>
+      </w:r>
+      <w:r>
+        <w:rPr>
+          <w:rFonts w:ascii="Microsoft YaHei" w:hAnsi="Microsoft YaHei"/>
+          <w:b/>
+          <w:color w:val="1A1A1A"/>
+        </w:rPr>
+        <w:t>38只成分股中排名第9</w:t>
+      </w:r>
+      <w:r>
+        <w:rPr>
+          <w:rFonts w:ascii="Microsoft YaHei" w:hAnsi="Microsoft YaHei"/>
+        </w:rPr>
+        <w:t>，显著跑赢板块。板块内分化明显：</w:t>
+      </w:r>
+      <w:r>
+        <w:rPr>
+          <w:rFonts w:ascii="Microsoft YaHei" w:hAnsi="Microsoft YaHei"/>
+          <w:b/>
+          <w:color w:val="1A1A1A"/>
+        </w:rPr>
+        <w:t>酒店龙头（中国中免、锦江、首旅）领涨</w:t>
+      </w:r>
+      <w:r>
+        <w:rPr>
+          <w:rFonts w:ascii="Microsoft YaHei" w:hAnsi="Microsoft YaHei"/>
+        </w:rPr>
+        <w:t>，而</w:t>
+      </w:r>
+      <w:r>
+        <w:rPr>
+          <w:rFonts w:ascii="Microsoft YaHei" w:hAnsi="Microsoft YaHei"/>
+          <w:b/>
+          <w:color w:val="1A1A1A"/>
+        </w:rPr>
+        <w:t>小市值旅游股普遍承压</w:t>
+      </w:r>
+      <w:r>
+        <w:rPr>
+          <w:rFonts w:ascii="Microsoft YaHei" w:hAnsi="Microsoft YaHei"/>
+        </w:rPr>
+        <w:t>，资金呈现向头部标的集中的趋势。</w:t>
       </w:r>
     </w:p>
     <w:p>
@@ -3461,431 +2657,6 @@
         <w:t>综合研判</w:t>
       </w:r>
     </w:p>
-    <w:tbl>
-      <w:tblPr>
-        <w:tblStyle w:val="TableGrid"/>
-        <w:tblW w:type="auto" w:w="0"/>
-        <w:jc w:val="center"/>
-        <w:tblLayout w:type="autofit"/>
-        <w:tblLook w:firstColumn="1" w:firstRow="1" w:lastColumn="0" w:lastRow="0" w:noHBand="0" w:noVBand="1" w:val="04A0"/>
-      </w:tblPr>
-      <w:tblGrid>
-        <w:gridCol w:w="3022"/>
-        <w:gridCol w:w="3022"/>
-        <w:gridCol w:w="3022"/>
-      </w:tblGrid>
-      <w:tr>
-        <w:tc>
-          <w:tcPr>
-            <w:tcW w:type="dxa" w:w="3022"/>
-            <w:shd w:fill="F6F8FA" w:val="clear"/>
-          </w:tcPr>
-          <w:p>
-            <w:pPr>
-              <w:spacing w:before="40" w:after="40" w:line="288" w:lineRule="auto"/>
-            </w:pPr>
-            <w:r/>
-            <w:r>
-              <w:rPr>
-                <w:rFonts w:ascii="Microsoft YaHei" w:hAnsi="Microsoft YaHei"/>
-                <w:b/>
-                <w:color w:val="1A1A1A"/>
-                <w:sz w:val="18"/>
-              </w:rPr>
-              <w:t>维度</w:t>
-            </w:r>
-          </w:p>
-        </w:tc>
-        <w:tc>
-          <w:tcPr>
-            <w:tcW w:type="dxa" w:w="3022"/>
-            <w:shd w:fill="F6F8FA" w:val="clear"/>
-          </w:tcPr>
-          <w:p>
-            <w:pPr>
-              <w:spacing w:before="40" w:after="40" w:line="288" w:lineRule="auto"/>
-            </w:pPr>
-            <w:r/>
-            <w:r>
-              <w:rPr>
-                <w:rFonts w:ascii="Microsoft YaHei" w:hAnsi="Microsoft YaHei"/>
-                <w:b/>
-                <w:color w:val="1A1A1A"/>
-                <w:sz w:val="18"/>
-              </w:rPr>
-              <w:t>评价</w:t>
-            </w:r>
-          </w:p>
-        </w:tc>
-        <w:tc>
-          <w:tcPr>
-            <w:tcW w:type="dxa" w:w="3022"/>
-            <w:shd w:fill="F6F8FA" w:val="clear"/>
-          </w:tcPr>
-          <w:p>
-            <w:pPr>
-              <w:spacing w:before="40" w:after="40" w:line="288" w:lineRule="auto"/>
-            </w:pPr>
-            <w:r/>
-            <w:r>
-              <w:rPr>
-                <w:rFonts w:ascii="Microsoft YaHei" w:hAnsi="Microsoft YaHei"/>
-                <w:b/>
-                <w:color w:val="1A1A1A"/>
-                <w:sz w:val="18"/>
-              </w:rPr>
-              <w:t>信号</w:t>
-            </w:r>
-          </w:p>
-        </w:tc>
-      </w:tr>
-      <w:tr>
-        <w:tc>
-          <w:tcPr>
-            <w:tcW w:type="dxa" w:w="3022"/>
-          </w:tcPr>
-          <w:p>
-            <w:pPr>
-              <w:spacing w:before="40" w:after="40" w:line="288" w:lineRule="auto"/>
-            </w:pPr>
-            <w:r/>
-            <w:r>
-              <w:rPr>
-                <w:rFonts w:ascii="Microsoft YaHei" w:hAnsi="Microsoft YaHei"/>
-                <w:sz w:val="18"/>
-              </w:rPr>
-              <w:t>市场情绪</w:t>
-            </w:r>
-          </w:p>
-        </w:tc>
-        <w:tc>
-          <w:tcPr>
-            <w:tcW w:type="dxa" w:w="3022"/>
-          </w:tcPr>
-          <w:p>
-            <w:pPr>
-              <w:spacing w:before="40" w:after="40" w:line="288" w:lineRule="auto"/>
-            </w:pPr>
-            <w:r/>
-            <w:r>
-              <w:rPr>
-                <w:rFonts w:ascii="Microsoft YaHei" w:hAnsi="Microsoft YaHei"/>
-                <w:sz w:val="18"/>
-              </w:rPr>
-              <w:t>整体偏暖，但赚钱效应不足</w:t>
-            </w:r>
-          </w:p>
-        </w:tc>
-        <w:tc>
-          <w:tcPr>
-            <w:tcW w:type="dxa" w:w="3022"/>
-          </w:tcPr>
-          <w:p>
-            <w:pPr>
-              <w:spacing w:before="40" w:after="40" w:line="288" w:lineRule="auto"/>
-            </w:pPr>
-            <w:r/>
-            <w:r>
-              <w:rPr>
-                <w:rFonts w:ascii="Microsoft YaHei" w:hAnsi="Microsoft YaHei"/>
-                <w:sz w:val="18"/>
-              </w:rPr>
-              <w:t>中性偏多</w:t>
-            </w:r>
-          </w:p>
-        </w:tc>
-      </w:tr>
-      <w:tr>
-        <w:tc>
-          <w:tcPr>
-            <w:tcW w:type="dxa" w:w="3022"/>
-            <w:shd w:fill="F8F9FA" w:val="clear"/>
-          </w:tcPr>
-          <w:p>
-            <w:pPr>
-              <w:spacing w:before="40" w:after="40" w:line="288" w:lineRule="auto"/>
-            </w:pPr>
-            <w:r/>
-            <w:r>
-              <w:rPr>
-                <w:rFonts w:ascii="Microsoft YaHei" w:hAnsi="Microsoft YaHei"/>
-                <w:sz w:val="18"/>
-              </w:rPr>
-              <w:t>个股走势</w:t>
-            </w:r>
-          </w:p>
-        </w:tc>
-        <w:tc>
-          <w:tcPr>
-            <w:tcW w:type="dxa" w:w="3022"/>
-            <w:shd w:fill="F8F9FA" w:val="clear"/>
-          </w:tcPr>
-          <w:p>
-            <w:pPr>
-              <w:spacing w:before="40" w:after="40" w:line="288" w:lineRule="auto"/>
-            </w:pPr>
-            <w:r/>
-            <w:r>
-              <w:rPr>
-                <w:rFonts w:ascii="Microsoft YaHei" w:hAnsi="Microsoft YaHei"/>
-                <w:sz w:val="18"/>
-              </w:rPr>
-              <w:t>低开高走，逆板块上涨</w:t>
-            </w:r>
-          </w:p>
-        </w:tc>
-        <w:tc>
-          <w:tcPr>
-            <w:tcW w:type="dxa" w:w="3022"/>
-            <w:shd w:fill="F8F9FA" w:val="clear"/>
-          </w:tcPr>
-          <w:p>
-            <w:pPr>
-              <w:spacing w:before="40" w:after="40" w:line="288" w:lineRule="auto"/>
-            </w:pPr>
-            <w:r/>
-            <w:r>
-              <w:rPr>
-                <w:rFonts w:ascii="Microsoft YaHei" w:hAnsi="Microsoft YaHei"/>
-                <w:sz w:val="18"/>
-              </w:rPr>
-              <w:t>✅ 偏多</w:t>
-            </w:r>
-          </w:p>
-        </w:tc>
-      </w:tr>
-      <w:tr>
-        <w:tc>
-          <w:tcPr>
-            <w:tcW w:type="dxa" w:w="3022"/>
-          </w:tcPr>
-          <w:p>
-            <w:pPr>
-              <w:spacing w:before="40" w:after="40" w:line="288" w:lineRule="auto"/>
-            </w:pPr>
-            <w:r/>
-            <w:r>
-              <w:rPr>
-                <w:rFonts w:ascii="Microsoft YaHei" w:hAnsi="Microsoft YaHei"/>
-                <w:sz w:val="18"/>
-              </w:rPr>
-              <w:t>资金动向</w:t>
-            </w:r>
-          </w:p>
-        </w:tc>
-        <w:tc>
-          <w:tcPr>
-            <w:tcW w:type="dxa" w:w="3022"/>
-          </w:tcPr>
-          <w:p>
-            <w:pPr>
-              <w:spacing w:before="40" w:after="40" w:line="288" w:lineRule="auto"/>
-            </w:pPr>
-            <w:r/>
-            <w:r>
-              <w:rPr>
-                <w:rFonts w:ascii="Microsoft YaHei" w:hAnsi="Microsoft YaHei"/>
-                <w:sz w:val="18"/>
-              </w:rPr>
-              <w:t>连续净流入，大单主导</w:t>
-            </w:r>
-          </w:p>
-        </w:tc>
-        <w:tc>
-          <w:tcPr>
-            <w:tcW w:type="dxa" w:w="3022"/>
-          </w:tcPr>
-          <w:p>
-            <w:pPr>
-              <w:spacing w:before="40" w:after="40" w:line="288" w:lineRule="auto"/>
-            </w:pPr>
-            <w:r/>
-            <w:r>
-              <w:rPr>
-                <w:rFonts w:ascii="Microsoft YaHei" w:hAnsi="Microsoft YaHei"/>
-                <w:sz w:val="18"/>
-              </w:rPr>
-              <w:t>✅ 偏多</w:t>
-            </w:r>
-          </w:p>
-        </w:tc>
-      </w:tr>
-      <w:tr>
-        <w:tc>
-          <w:tcPr>
-            <w:tcW w:type="dxa" w:w="3022"/>
-            <w:shd w:fill="F8F9FA" w:val="clear"/>
-          </w:tcPr>
-          <w:p>
-            <w:pPr>
-              <w:spacing w:before="40" w:after="40" w:line="288" w:lineRule="auto"/>
-            </w:pPr>
-            <w:r/>
-            <w:r>
-              <w:rPr>
-                <w:rFonts w:ascii="Microsoft YaHei" w:hAnsi="Microsoft YaHei"/>
-                <w:sz w:val="18"/>
-              </w:rPr>
-              <w:t>技术形态</w:t>
-            </w:r>
-          </w:p>
-        </w:tc>
-        <w:tc>
-          <w:tcPr>
-            <w:tcW w:type="dxa" w:w="3022"/>
-            <w:shd w:fill="F8F9FA" w:val="clear"/>
-          </w:tcPr>
-          <w:p>
-            <w:pPr>
-              <w:spacing w:before="40" w:after="40" w:line="288" w:lineRule="auto"/>
-            </w:pPr>
-            <w:r/>
-            <w:r>
-              <w:rPr>
-                <w:rFonts w:ascii="Microsoft YaHei" w:hAnsi="Microsoft YaHei"/>
-                <w:sz w:val="18"/>
-              </w:rPr>
-              <w:t>均线多头排列，支撑有效</w:t>
-            </w:r>
-          </w:p>
-        </w:tc>
-        <w:tc>
-          <w:tcPr>
-            <w:tcW w:type="dxa" w:w="3022"/>
-            <w:shd w:fill="F8F9FA" w:val="clear"/>
-          </w:tcPr>
-          <w:p>
-            <w:pPr>
-              <w:spacing w:before="40" w:after="40" w:line="288" w:lineRule="auto"/>
-            </w:pPr>
-            <w:r/>
-            <w:r>
-              <w:rPr>
-                <w:rFonts w:ascii="Microsoft YaHei" w:hAnsi="Microsoft YaHei"/>
-                <w:sz w:val="18"/>
-              </w:rPr>
-              <w:t>✅ 偏多</w:t>
-            </w:r>
-          </w:p>
-        </w:tc>
-      </w:tr>
-      <w:tr>
-        <w:tc>
-          <w:tcPr>
-            <w:tcW w:type="dxa" w:w="3022"/>
-          </w:tcPr>
-          <w:p>
-            <w:pPr>
-              <w:spacing w:before="40" w:after="40" w:line="288" w:lineRule="auto"/>
-            </w:pPr>
-            <w:r/>
-            <w:r>
-              <w:rPr>
-                <w:rFonts w:ascii="Microsoft YaHei" w:hAnsi="Microsoft YaHei"/>
-                <w:sz w:val="18"/>
-              </w:rPr>
-              <w:t>新闻催化</w:t>
-            </w:r>
-          </w:p>
-        </w:tc>
-        <w:tc>
-          <w:tcPr>
-            <w:tcW w:type="dxa" w:w="3022"/>
-          </w:tcPr>
-          <w:p>
-            <w:pPr>
-              <w:spacing w:before="40" w:after="40" w:line="288" w:lineRule="auto"/>
-            </w:pPr>
-            <w:r/>
-            <w:r>
-              <w:rPr>
-                <w:rFonts w:ascii="Microsoft YaHei" w:hAnsi="Microsoft YaHei"/>
-                <w:sz w:val="18"/>
-              </w:rPr>
-              <w:t>T1线施工推进为中期利好</w:t>
-            </w:r>
-          </w:p>
-        </w:tc>
-        <w:tc>
-          <w:tcPr>
-            <w:tcW w:type="dxa" w:w="3022"/>
-          </w:tcPr>
-          <w:p>
-            <w:pPr>
-              <w:spacing w:before="40" w:after="40" w:line="288" w:lineRule="auto"/>
-            </w:pPr>
-            <w:r/>
-            <w:r>
-              <w:rPr>
-                <w:rFonts w:ascii="Microsoft YaHei" w:hAnsi="Microsoft YaHei"/>
-                <w:sz w:val="18"/>
-              </w:rPr>
-              <w:t>✅ 正面</w:t>
-            </w:r>
-          </w:p>
-        </w:tc>
-      </w:tr>
-      <w:tr>
-        <w:tc>
-          <w:tcPr>
-            <w:tcW w:type="dxa" w:w="3022"/>
-            <w:shd w:fill="F8F9FA" w:val="clear"/>
-          </w:tcPr>
-          <w:p>
-            <w:pPr>
-              <w:spacing w:before="40" w:after="40" w:line="288" w:lineRule="auto"/>
-            </w:pPr>
-            <w:r/>
-            <w:r>
-              <w:rPr>
-                <w:rFonts w:ascii="Microsoft YaHei" w:hAnsi="Microsoft YaHei"/>
-                <w:sz w:val="18"/>
-              </w:rPr>
-              <w:t>板块对比</w:t>
-            </w:r>
-          </w:p>
-        </w:tc>
-        <w:tc>
-          <w:tcPr>
-            <w:tcW w:type="dxa" w:w="3022"/>
-            <w:shd w:fill="F8F9FA" w:val="clear"/>
-          </w:tcPr>
-          <w:p>
-            <w:pPr>
-              <w:spacing w:before="40" w:after="40" w:line="288" w:lineRule="auto"/>
-            </w:pPr>
-            <w:r/>
-            <w:r>
-              <w:rPr>
-                <w:rFonts w:ascii="Microsoft YaHei" w:hAnsi="Microsoft YaHei"/>
-                <w:sz w:val="18"/>
-              </w:rPr>
-              <w:t>逆势走强，领涨所属板块</w:t>
-            </w:r>
-          </w:p>
-        </w:tc>
-        <w:tc>
-          <w:tcPr>
-            <w:tcW w:type="dxa" w:w="3022"/>
-            <w:shd w:fill="F8F9FA" w:val="clear"/>
-          </w:tcPr>
-          <w:p>
-            <w:pPr>
-              <w:spacing w:before="40" w:after="40" w:line="288" w:lineRule="auto"/>
-            </w:pPr>
-            <w:r/>
-            <w:r>
-              <w:rPr>
-                <w:rFonts w:ascii="Microsoft YaHei" w:hAnsi="Microsoft YaHei"/>
-                <w:sz w:val="18"/>
-              </w:rPr>
-              <w:t>✅ 偏多</w:t>
-            </w:r>
-          </w:p>
-        </w:tc>
-      </w:tr>
-    </w:tbl>
-    <w:p/>
     <w:p>
       <w:r>
         <w:rPr>
@@ -3893,13 +2664,26 @@
           <w:b/>
           <w:color w:val="1A1A1A"/>
         </w:rPr>
-        <w:t>主力观点：</w:t>
+        <w:t>主力观点：震荡偏多，关注量能配合</w:t>
+      </w:r>
+    </w:p>
+    <w:p>
+      <w:pPr>
+        <w:pStyle w:val="ListNumber"/>
+      </w:pPr>
+      <w:r>
+        <w:rPr>
+          <w:rFonts w:ascii="Microsoft YaHei" w:hAnsi="Microsoft YaHei"/>
+          <w:b/>
+          <w:color w:val="1A1A1A"/>
+        </w:rPr>
+        <w:t>短期趋势</w:t>
       </w:r>
       <w:r>
         <w:rPr>
           <w:rFonts w:ascii="Microsoft YaHei" w:hAnsi="Microsoft YaHei"/>
         </w:rPr>
-        <w:t xml:space="preserve"> 黄山旅游今日呈现 </w:t>
+        <w:t>：个股在旅游板块整体调整约</w:t>
       </w:r>
       <w:r>
         <w:rPr>
@@ -3907,13 +2691,13 @@
           <w:b/>
           <w:color w:val="1A1A1A"/>
         </w:rPr>
-        <w:t>"逆板块走强"</w:t>
+        <w:t>-1.5%</w:t>
       </w:r>
       <w:r>
         <w:rPr>
           <w:rFonts w:ascii="Microsoft YaHei" w:hAnsi="Microsoft YaHei"/>
         </w:rPr>
-        <w:t xml:space="preserve"> 特征——在旅游概念板块整体下跌 </w:t>
+        <w:t xml:space="preserve"> 的背景下逆势收红，展现出较强的</w:t>
       </w:r>
       <w:r>
         <w:rPr>
@@ -3921,13 +2705,32 @@
           <w:b/>
           <w:color w:val="1A1A1A"/>
         </w:rPr>
-        <w:t>-1.47%</w:t>
+        <w:t>抗跌性</w:t>
       </w:r>
       <w:r>
         <w:rPr>
           <w:rFonts w:ascii="Microsoft YaHei" w:hAnsi="Microsoft YaHei"/>
         </w:rPr>
-        <w:t xml:space="preserve"> 的环境下，个股逆势收涨 </w:t>
+        <w:t>。均线多头排列、资金持续净流入是积极信号。</w:t>
+      </w:r>
+    </w:p>
+    <w:p>
+      <w:pPr>
+        <w:pStyle w:val="ListNumber"/>
+      </w:pPr>
+      <w:r>
+        <w:rPr>
+          <w:rFonts w:ascii="Microsoft YaHei" w:hAnsi="Microsoft YaHei"/>
+          <w:b/>
+          <w:color w:val="1A1A1A"/>
+        </w:rPr>
+        <w:t>资金信号</w:t>
+      </w:r>
+      <w:r>
+        <w:rPr>
+          <w:rFonts w:ascii="Microsoft YaHei" w:hAnsi="Microsoft YaHei"/>
+        </w:rPr>
+        <w:t>：连续两个交易日录得大单净流入，上一交易日大单净流入</w:t>
       </w:r>
       <w:r>
         <w:rPr>
@@ -3935,13 +2738,13 @@
           <w:b/>
           <w:color w:val="1A1A1A"/>
         </w:rPr>
-        <w:t>+0.73%</w:t>
+        <w:t>1,393万元</w:t>
       </w:r>
       <w:r>
         <w:rPr>
           <w:rFonts w:ascii="Microsoft YaHei" w:hAnsi="Microsoft YaHei"/>
         </w:rPr>
-        <w:t xml:space="preserve">，量能较上日放大 </w:t>
+        <w:t>，今日半日净流入</w:t>
       </w:r>
       <w:r>
         <w:rPr>
@@ -3949,13 +2752,46 @@
           <w:b/>
           <w:color w:val="1A1A1A"/>
         </w:rPr>
-        <w:t>9%</w:t>
+        <w:t>1,250万元</w:t>
       </w:r>
       <w:r>
         <w:rPr>
           <w:rFonts w:ascii="Microsoft YaHei" w:hAnsi="Microsoft YaHei"/>
         </w:rPr>
-        <w:t xml:space="preserve">，资金连续净流入，大单资金主导买盘。技术面上股价站稳所有短期均线，布林中轨（10.92元）支撑有效。T1线施工进度刷新为中期基本面增添积极变量。短期关注能否在量能配合下挑战布林上轨 </w:t>
+        <w:t>，主力资金参与度较高。</w:t>
+      </w:r>
+    </w:p>
+    <w:p>
+      <w:pPr>
+        <w:pStyle w:val="ListNumber"/>
+      </w:pPr>
+      <w:r>
+        <w:rPr>
+          <w:rFonts w:ascii="Microsoft YaHei" w:hAnsi="Microsoft YaHei"/>
+          <w:b/>
+          <w:color w:val="1A1A1A"/>
+        </w:rPr>
+        <w:t>技术位置</w:t>
+      </w:r>
+      <w:r>
+        <w:rPr>
+          <w:rFonts w:ascii="Microsoft YaHei" w:hAnsi="Microsoft YaHei"/>
+        </w:rPr>
+        <w:t>：股价在</w:t>
+      </w:r>
+      <w:r>
+        <w:rPr>
+          <w:rFonts w:ascii="Microsoft YaHei" w:hAnsi="Microsoft YaHei"/>
+          <w:b/>
+          <w:color w:val="1A1A1A"/>
+        </w:rPr>
+        <w:t>10.84~11.01元</w:t>
+      </w:r>
+      <w:r>
+        <w:rPr>
+          <w:rFonts w:ascii="Microsoft YaHei" w:hAnsi="Microsoft YaHei"/>
+        </w:rPr>
+        <w:t>区间窄幅震荡，距布林上轨</w:t>
       </w:r>
       <w:r>
         <w:rPr>
@@ -3969,7 +2805,7 @@
         <w:rPr>
           <w:rFonts w:ascii="Microsoft YaHei" w:hAnsi="Microsoft YaHei"/>
         </w:rPr>
-        <w:t xml:space="preserve">，下方支撑关注 </w:t>
+        <w:t>仅约</w:t>
       </w:r>
       <w:r>
         <w:rPr>
@@ -3977,13 +2813,46 @@
           <w:b/>
           <w:color w:val="1A1A1A"/>
         </w:rPr>
-        <w:t>10.84~10.92元</w:t>
+        <w:t>2%</w:t>
       </w:r>
       <w:r>
         <w:rPr>
           <w:rFonts w:ascii="Microsoft YaHei" w:hAnsi="Microsoft YaHei"/>
         </w:rPr>
-        <w:t xml:space="preserve"> 区间。</w:t>
+        <w:t xml:space="preserve"> 空间，上方压力位明确；下方</w:t>
+      </w:r>
+      <w:r>
+        <w:rPr>
+          <w:rFonts w:ascii="Microsoft YaHei" w:hAnsi="Microsoft YaHei"/>
+          <w:b/>
+          <w:color w:val="1A1A1A"/>
+        </w:rPr>
+        <w:t>10.92元（MA20/中轨）</w:t>
+      </w:r>
+      <w:r>
+        <w:rPr>
+          <w:rFonts w:ascii="Microsoft YaHei" w:hAnsi="Microsoft YaHei"/>
+        </w:rPr>
+        <w:t xml:space="preserve"> 构成短期支撑。</w:t>
+      </w:r>
+    </w:p>
+    <w:p>
+      <w:pPr>
+        <w:pStyle w:val="ListNumber"/>
+      </w:pPr>
+      <w:r>
+        <w:rPr>
+          <w:rFonts w:ascii="Microsoft YaHei" w:hAnsi="Microsoft YaHei"/>
+          <w:b/>
+          <w:color w:val="1A1A1A"/>
+        </w:rPr>
+        <w:t>风险提示</w:t>
+      </w:r>
+      <w:r>
+        <w:rPr>
+          <w:rFonts w:ascii="Microsoft YaHei" w:hAnsi="Microsoft YaHei"/>
+        </w:rPr>
+        <w:t>：</w:t>
       </w:r>
     </w:p>
     <w:p>
@@ -3991,7 +2860,7 @@
         <w:rPr>
           <w:rFonts w:ascii="Microsoft YaHei" w:hAnsi="Microsoft YaHei"/>
         </w:rPr>
-        <w:t xml:space="preserve">&gt; ⚠️ </w:t>
+        <w:t xml:space="preserve">   - 动态市盈率</w:t>
       </w:r>
       <w:r>
         <w:rPr>
@@ -3999,13 +2868,148 @@
           <w:b/>
           <w:color w:val="1A1A1A"/>
         </w:rPr>
-        <w:t>风险提示：</w:t>
+        <w:t>57.82倍</w:t>
       </w:r>
       <w:r>
         <w:rPr>
           <w:rFonts w:ascii="Microsoft YaHei" w:hAnsi="Microsoft YaHei"/>
         </w:rPr>
-        <w:t xml:space="preserve"> 本文基于公开数据整理分析，不构成投资建议。旅游行业受季节性、政策及突发事件影响较大，投资者需结合自身风险偏好审慎决策。</w:t>
+        <w:t>，估值处于历史偏高水平，安全边际有限</w:t>
+      </w:r>
+    </w:p>
+    <w:p>
+      <w:r>
+        <w:rPr>
+          <w:rFonts w:ascii="Microsoft YaHei" w:hAnsi="Microsoft YaHei"/>
+        </w:rPr>
+        <w:t xml:space="preserve">   - 所属旅游概念板块整体走弱，板块联动效应偏负面</w:t>
+      </w:r>
+    </w:p>
+    <w:p>
+      <w:r>
+        <w:rPr>
+          <w:rFonts w:ascii="Microsoft YaHei" w:hAnsi="Microsoft YaHei"/>
+        </w:rPr>
+        <w:t xml:space="preserve">   - 量比仅</w:t>
+      </w:r>
+      <w:r>
+        <w:rPr>
+          <w:rFonts w:ascii="Microsoft YaHei" w:hAnsi="Microsoft YaHei"/>
+          <w:b/>
+          <w:color w:val="1A1A1A"/>
+        </w:rPr>
+        <w:t>1.19</w:t>
+      </w:r>
+      <w:r>
+        <w:rPr>
+          <w:rFonts w:ascii="Microsoft YaHei" w:hAnsi="Microsoft YaHei"/>
+        </w:rPr>
+        <w:t>，放量程度不足，突破上轨仍需更大资金推动</w:t>
+      </w:r>
+    </w:p>
+    <w:p>
+      <w:pPr>
+        <w:pStyle w:val="ListNumber"/>
+      </w:pPr>
+      <w:r>
+        <w:rPr>
+          <w:rFonts w:ascii="Microsoft YaHei" w:hAnsi="Microsoft YaHei"/>
+          <w:b/>
+          <w:color w:val="1A1A1A"/>
+        </w:rPr>
+        <w:t>后市观察</w:t>
+      </w:r>
+      <w:r>
+        <w:rPr>
+          <w:rFonts w:ascii="Microsoft YaHei" w:hAnsi="Microsoft YaHei"/>
+        </w:rPr>
+        <w:t>：午后重点关注能否站稳</w:t>
+      </w:r>
+      <w:r>
+        <w:rPr>
+          <w:rFonts w:ascii="Microsoft YaHei" w:hAnsi="Microsoft YaHei"/>
+          <w:b/>
+          <w:color w:val="1A1A1A"/>
+        </w:rPr>
+        <w:t>10.98元</w:t>
+      </w:r>
+      <w:r>
+        <w:rPr>
+          <w:rFonts w:ascii="Microsoft YaHei" w:hAnsi="Microsoft YaHei"/>
+        </w:rPr>
+        <w:t>上方，以及量能能否进一步放大。若放量突破</w:t>
+      </w:r>
+      <w:r>
+        <w:rPr>
+          <w:rFonts w:ascii="Microsoft YaHei" w:hAnsi="Microsoft YaHei"/>
+          <w:b/>
+          <w:color w:val="1A1A1A"/>
+        </w:rPr>
+        <w:t>11.01元</w:t>
+      </w:r>
+      <w:r>
+        <w:rPr>
+          <w:rFonts w:ascii="Microsoft YaHei" w:hAnsi="Microsoft YaHei"/>
+        </w:rPr>
+        <w:t>日高，则有望向上考验</w:t>
+      </w:r>
+      <w:r>
+        <w:rPr>
+          <w:rFonts w:ascii="Microsoft YaHei" w:hAnsi="Microsoft YaHei"/>
+          <w:b/>
+          <w:color w:val="1A1A1A"/>
+        </w:rPr>
+        <w:t>11.20元</w:t>
+      </w:r>
+      <w:r>
+        <w:rPr>
+          <w:rFonts w:ascii="Microsoft YaHei" w:hAnsi="Microsoft YaHei"/>
+        </w:rPr>
+        <w:t>布林上轨；若缩量回落至</w:t>
+      </w:r>
+      <w:r>
+        <w:rPr>
+          <w:rFonts w:ascii="Microsoft YaHei" w:hAnsi="Microsoft YaHei"/>
+          <w:b/>
+          <w:color w:val="1A1A1A"/>
+        </w:rPr>
+        <w:t>10.90元</w:t>
+      </w:r>
+      <w:r>
+        <w:rPr>
+          <w:rFonts w:ascii="Microsoft YaHei" w:hAnsi="Microsoft YaHei"/>
+        </w:rPr>
+        <w:t>以下，则短期存在回踩均线的需求。</w:t>
+      </w:r>
+    </w:p>
+    <w:p>
+      <w:pPr>
+        <w:spacing w:before="240" w:after="240"/>
+        <w:pBdr>
+          <w:bottom w:val="single" w:sz="4" w:space="1" w:color="D0D7DE"/>
+        </w:pBdr>
+      </w:pPr>
+    </w:p>
+    <w:p>
+      <w:r>
+        <w:rPr>
+          <w:rFonts w:ascii="Microsoft YaHei" w:hAnsi="Microsoft YaHei"/>
+        </w:rPr>
+        <w:t xml:space="preserve">&gt; </w:t>
+      </w:r>
+      <w:r>
+        <w:rPr>
+          <w:rFonts w:ascii="Microsoft YaHei" w:hAnsi="Microsoft YaHei"/>
+          <w:b/>
+          <w:color w:val="1A1A1A"/>
+        </w:rPr>
+        <w:t>免责声明：</w:t>
+      </w:r>
+      <w:r>
+        <w:rPr>
+          <w:rFonts w:ascii="Microsoft YaHei" w:hAnsi="Microsoft YaHei"/>
+        </w:rPr>
+        <w:t xml:space="preserve"> 本报告基于公开数据整理分析，不构成任何投资建议。股市有风险，投资需谨慎。</w:t>
       </w:r>
     </w:p>
     <w:sectPr>
